--- a/430_コアデータモデル/docx/433_コアデータモデル解説書_住所.docx
+++ b/430_コアデータモデル/docx/433_コアデータモデル解説書_住所.docx
@@ -1,6 +1,6 @@
 
 <file path=word/document.xml><?xml version="1.0" encoding="utf-8"?>
-<w:document xmlns:wpc="http://schemas.microsoft.com/office/word/2010/wordprocessingCanvas" xmlns:cx="http://schemas.microsoft.com/office/drawing/2014/chartex" xmlns:cx1="http://schemas.microsoft.com/office/drawing/2015/9/8/chartex" xmlns:cx2="http://schemas.microsoft.com/office/drawing/2015/10/21/chartex" xmlns:cx3="http://schemas.microsoft.com/office/drawing/2016/5/9/chartex" xmlns:cx4="http://schemas.microsoft.com/office/drawing/2016/5/10/chartex" xmlns:cx5="http://schemas.microsoft.com/office/drawing/2016/5/11/chartex" xmlns:cx6="http://schemas.microsoft.com/office/drawing/2016/5/12/chartex" xmlns:cx7="http://schemas.microsoft.com/office/drawing/2016/5/13/chartex" xmlns:cx8="http://schemas.microsoft.com/office/drawing/2016/5/14/chartex" xmlns:mc="http://schemas.openxmlformats.org/markup-compatibility/2006" xmlns:aink="http://schemas.microsoft.com/office/drawing/2016/ink" xmlns:am3d="http://schemas.microsoft.com/office/drawing/2017/model3d" xmlns:o="urn:schemas-microsoft-com:office:office" xmlns:oel="http://schemas.microsoft.com/office/2019/extlst" xmlns:r="http://schemas.openxmlformats.org/officeDocument/2006/relationships" xmlns:m="http://schemas.openxmlformats.org/officeDocument/2006/math" xmlns:v="urn:schemas-microsoft-com:vml" xmlns:wp14="http://schemas.microsoft.com/office/word/2010/wordprocessingDrawing" xmlns:wp="http://schemas.openxmlformats.org/drawingml/2006/wordprocessingDrawing" xmlns:w10="urn:schemas-microsoft-com:office:word" xmlns:w="http://schemas.openxmlformats.org/wordprocessingml/2006/main" xmlns:w14="http://schemas.microsoft.com/office/word/2010/wordml" xmlns:w15="http://schemas.microsoft.com/office/word/2012/wordml" xmlns:w16cex="http://schemas.microsoft.com/office/word/2018/wordml/cex" xmlns:w16cid="http://schemas.microsoft.com/office/word/2016/wordml/cid" xmlns:w16="http://schemas.microsoft.com/office/word/2018/wordml" xmlns:w16sdtdh="http://schemas.microsoft.com/office/word/2020/wordml/sdtdatahash" xmlns:w16se="http://schemas.microsoft.com/office/word/2015/wordml/symex" xmlns:wpg="http://schemas.microsoft.com/office/word/2010/wordprocessingGroup" xmlns:wpi="http://schemas.microsoft.com/office/word/2010/wordprocessingInk" xmlns:wne="http://schemas.microsoft.com/office/word/2006/wordml" xmlns:wps="http://schemas.microsoft.com/office/word/2010/wordprocessingShape" mc:Ignorable="w14 w15 w16se w16cid w16 w16cex w16sdtdh wp14">
+<w:document xmlns:wpc="http://schemas.microsoft.com/office/word/2010/wordprocessingCanvas" xmlns:cx="http://schemas.microsoft.com/office/drawing/2014/chartex" xmlns:cx1="http://schemas.microsoft.com/office/drawing/2015/9/8/chartex" xmlns:cx2="http://schemas.microsoft.com/office/drawing/2015/10/21/chartex" xmlns:cx3="http://schemas.microsoft.com/office/drawing/2016/5/9/chartex" xmlns:cx4="http://schemas.microsoft.com/office/drawing/2016/5/10/chartex" xmlns:cx5="http://schemas.microsoft.com/office/drawing/2016/5/11/chartex" xmlns:cx6="http://schemas.microsoft.com/office/drawing/2016/5/12/chartex" xmlns:cx7="http://schemas.microsoft.com/office/drawing/2016/5/13/chartex" xmlns:cx8="http://schemas.microsoft.com/office/drawing/2016/5/14/chartex" xmlns:mc="http://schemas.openxmlformats.org/markup-compatibility/2006" xmlns:aink="http://schemas.microsoft.com/office/drawing/2016/ink" xmlns:am3d="http://schemas.microsoft.com/office/drawing/2017/model3d" xmlns:o="urn:schemas-microsoft-com:office:office" xmlns:oel="http://schemas.microsoft.com/office/2019/extlst" xmlns:r="http://schemas.openxmlformats.org/officeDocument/2006/relationships" xmlns:m="http://schemas.openxmlformats.org/officeDocument/2006/math" xmlns:v="urn:schemas-microsoft-com:vml" xmlns:wp14="http://schemas.microsoft.com/office/word/2010/wordprocessingDrawing" xmlns:wp="http://schemas.openxmlformats.org/drawingml/2006/wordprocessingDrawing" xmlns:w10="urn:schemas-microsoft-com:office:word" xmlns:w="http://schemas.openxmlformats.org/wordprocessingml/2006/main" xmlns:w14="http://schemas.microsoft.com/office/word/2010/wordml" xmlns:w15="http://schemas.microsoft.com/office/word/2012/wordml" xmlns:w16cex="http://schemas.microsoft.com/office/word/2018/wordml/cex" xmlns:w16cid="http://schemas.microsoft.com/office/word/2016/wordml/cid" xmlns:w16="http://schemas.microsoft.com/office/word/2018/wordml" xmlns:w16du="http://schemas.microsoft.com/office/word/2023/wordml/word16du" xmlns:w16sdtdh="http://schemas.microsoft.com/office/word/2020/wordml/sdtdatahash" xmlns:w16sdtfl="http://schemas.microsoft.com/office/word/2024/wordml/sdtformatlock" xmlns:w16se="http://schemas.microsoft.com/office/word/2015/wordml/symex" xmlns:wpg="http://schemas.microsoft.com/office/word/2010/wordprocessingGroup" xmlns:wpi="http://schemas.microsoft.com/office/word/2010/wordprocessingInk" xmlns:wne="http://schemas.microsoft.com/office/word/2006/wordml" xmlns:wps="http://schemas.microsoft.com/office/word/2010/wordprocessingShape" mc:Ignorable="w14 w15 w16se w16cid w16 w16cex w16sdtdh w16sdtfl w16du wp14">
   <w:body>
     <w:p>
       <w:pPr>
@@ -74,7 +74,7 @@
         <w:rPr>
           <w:rFonts w:hint="eastAsia"/>
         </w:rPr>
-        <w:t>5</w:t>
+        <w:t>6</w:t>
       </w:r>
       <w:r>
         <w:rPr>
@@ -86,7 +86,7 @@
         <w:rPr>
           <w:rFonts w:hint="eastAsia"/>
         </w:rPr>
-        <w:t>7</w:t>
+        <w:t>8</w:t>
       </w:r>
       <w:r>
         <w:rPr>
@@ -110,7 +110,7 @@
         <w:rPr>
           <w:rFonts w:hint="eastAsia"/>
         </w:rPr>
-        <w:t>25</w:t>
+        <w:t>17</w:t>
       </w:r>
       <w:r>
         <w:rPr>
@@ -563,37 +563,21 @@
         <w:rPr>
           <w:rFonts w:hint="eastAsia"/>
         </w:rPr>
-        <w:t>については、その</w:t>
-      </w:r>
-      <w:r>
-        <w:rPr>
-          <w:rFonts w:hint="eastAsia"/>
-        </w:rPr>
-        <w:t>必要性や開発</w:t>
-      </w:r>
-      <w:r>
-        <w:rPr>
-          <w:rFonts w:hint="eastAsia"/>
-        </w:rPr>
-        <w:t>方針</w:t>
-      </w:r>
-      <w:r>
-        <w:rPr>
-          <w:rFonts w:hint="eastAsia"/>
-        </w:rPr>
-        <w:t>について、</w:t>
-      </w:r>
-      <w:r>
-        <w:rPr>
-          <w:rFonts w:hint="eastAsia"/>
-        </w:rPr>
-        <w:t>引き続き</w:t>
-      </w:r>
-      <w:r>
-        <w:rPr>
-          <w:rFonts w:hint="eastAsia"/>
-        </w:rPr>
-        <w:t>デジタル庁で検討します。</w:t>
+        <w:t>については、</w:t>
+      </w:r>
+      <w:r>
+        <w:rPr>
+          <w:rFonts w:hint="eastAsia"/>
+        </w:rPr>
+        <w:t>デジタル庁にて</w:t>
+      </w:r>
+      <w:r>
+        <w:t>ARBジオコーダーが提供されております。</w:t>
+      </w:r>
+    </w:p>
+    <w:p>
+      <w:r>
+        <w:t>(https://lp.geocoder.address-br.digital.go.jp/)</w:t>
       </w:r>
     </w:p>
     <w:p>
@@ -918,14 +902,8 @@
               <w:rPr>
                 <w:rFonts w:hint="eastAsia"/>
               </w:rPr>
-              <w:t>全国地方公共団体コー</w:t>
-            </w:r>
-            <w:r>
-              <w:rPr>
-                <w:rFonts w:hint="eastAsia"/>
-              </w:rPr>
               <w:lastRenderedPageBreak/>
-              <w:t>ド</w:t>
+              <w:t>全国地方公共団体コード</w:t>
             </w:r>
           </w:p>
         </w:tc>
@@ -938,26 +916,20 @@
               <w:bottom w:val="single" w:sz="4" w:space="0" w:color="auto"/>
               <w:right w:val="single" w:sz="4" w:space="0" w:color="auto"/>
             </w:tcBorders>
-            <w:shd w:val="clear" w:color="auto" w:fill="auto"/>
-            <w:hideMark/>
-          </w:tcPr>
-          <w:p>
-            <w:pPr>
-              <w:pStyle w:val="af7"/>
-            </w:pPr>
-            <w:r>
-              <w:rPr>
-                <w:rFonts w:hint="eastAsia"/>
-              </w:rPr>
-              <w:lastRenderedPageBreak/>
+            <w:hideMark/>
+          </w:tcPr>
+          <w:p>
+            <w:pPr>
+              <w:pStyle w:val="af7"/>
+            </w:pPr>
+            <w:r>
+              <w:rPr>
+                <w:rFonts w:hint="eastAsia"/>
+              </w:rPr>
               <w:t>全国地方公共団体コード（</w:t>
             </w:r>
             <w:r>
-              <w:t>6桁、都道府県と市区町村まで含</w:t>
-            </w:r>
-            <w:r>
-              <w:lastRenderedPageBreak/>
-              <w:t>む）を記載。</w:t>
+              <w:t>6桁、都道府県と市区町村まで含む）を記載。</w:t>
             </w:r>
           </w:p>
         </w:tc>
@@ -987,7 +959,6 @@
               <w:rPr>
                 <w:rFonts w:hint="eastAsia"/>
               </w:rPr>
-              <w:lastRenderedPageBreak/>
               <w:t>町字</w:t>
             </w:r>
             <w:r>
@@ -1004,7 +975,6 @@
               <w:bottom w:val="single" w:sz="4" w:space="0" w:color="auto"/>
               <w:right w:val="single" w:sz="4" w:space="0" w:color="auto"/>
             </w:tcBorders>
-            <w:shd w:val="clear" w:color="auto" w:fill="auto"/>
             <w:hideMark/>
           </w:tcPr>
           <w:p>
@@ -1337,7 +1307,6 @@
               <w:bottom w:val="single" w:sz="4" w:space="0" w:color="auto"/>
               <w:right w:val="single" w:sz="4" w:space="0" w:color="auto"/>
             </w:tcBorders>
-            <w:shd w:val="clear" w:color="auto" w:fill="auto"/>
             <w:hideMark/>
           </w:tcPr>
           <w:p>
@@ -2621,7 +2590,6 @@
               <w:bottom w:val="single" w:sz="4" w:space="0" w:color="auto"/>
               <w:right w:val="single" w:sz="4" w:space="0" w:color="auto"/>
             </w:tcBorders>
-            <w:shd w:val="clear" w:color="auto" w:fill="auto"/>
             <w:hideMark/>
           </w:tcPr>
           <w:p>
@@ -2675,7 +2643,6 @@
               <w:bottom w:val="single" w:sz="4" w:space="0" w:color="auto"/>
               <w:right w:val="single" w:sz="4" w:space="0" w:color="auto"/>
             </w:tcBorders>
-            <w:shd w:val="clear" w:color="auto" w:fill="auto"/>
             <w:hideMark/>
           </w:tcPr>
           <w:p>
@@ -2716,6 +2683,7 @@
               <w:rPr>
                 <w:rFonts w:hint="eastAsia"/>
               </w:rPr>
+              <w:lastRenderedPageBreak/>
               <w:t>大字・町</w:t>
             </w:r>
           </w:p>
@@ -2729,7 +2697,6 @@
               <w:bottom w:val="single" w:sz="4" w:space="0" w:color="auto"/>
               <w:right w:val="single" w:sz="4" w:space="0" w:color="auto"/>
             </w:tcBorders>
-            <w:shd w:val="clear" w:color="auto" w:fill="auto"/>
             <w:hideMark/>
           </w:tcPr>
           <w:p>
@@ -2770,7 +2737,6 @@
               <w:rPr>
                 <w:rFonts w:hint="eastAsia"/>
               </w:rPr>
-              <w:lastRenderedPageBreak/>
               <w:t>丁目</w:t>
             </w:r>
           </w:p>
@@ -2784,7 +2750,6 @@
               <w:bottom w:val="single" w:sz="4" w:space="0" w:color="auto"/>
               <w:right w:val="single" w:sz="4" w:space="0" w:color="auto"/>
             </w:tcBorders>
-            <w:shd w:val="clear" w:color="auto" w:fill="auto"/>
             <w:hideMark/>
           </w:tcPr>
           <w:p>
@@ -2838,7 +2803,6 @@
               <w:bottom w:val="single" w:sz="4" w:space="0" w:color="auto"/>
               <w:right w:val="single" w:sz="4" w:space="0" w:color="auto"/>
             </w:tcBorders>
-            <w:shd w:val="clear" w:color="auto" w:fill="auto"/>
             <w:hideMark/>
           </w:tcPr>
           <w:p>
@@ -2892,7 +2856,6 @@
               <w:bottom w:val="single" w:sz="4" w:space="0" w:color="auto"/>
               <w:right w:val="single" w:sz="4" w:space="0" w:color="auto"/>
             </w:tcBorders>
-            <w:shd w:val="clear" w:color="auto" w:fill="auto"/>
             <w:hideMark/>
           </w:tcPr>
           <w:p>
@@ -2946,7 +2909,6 @@
               <w:bottom w:val="single" w:sz="4" w:space="0" w:color="auto"/>
               <w:right w:val="single" w:sz="4" w:space="0" w:color="auto"/>
             </w:tcBorders>
-            <w:shd w:val="clear" w:color="auto" w:fill="auto"/>
             <w:hideMark/>
           </w:tcPr>
           <w:p>
@@ -3000,7 +2962,6 @@
               <w:bottom w:val="single" w:sz="4" w:space="0" w:color="auto"/>
               <w:right w:val="single" w:sz="4" w:space="0" w:color="auto"/>
             </w:tcBorders>
-            <w:shd w:val="clear" w:color="auto" w:fill="auto"/>
             <w:hideMark/>
           </w:tcPr>
           <w:p>
@@ -3054,7 +3015,6 @@
               <w:bottom w:val="single" w:sz="4" w:space="0" w:color="auto"/>
               <w:right w:val="single" w:sz="4" w:space="0" w:color="auto"/>
             </w:tcBorders>
-            <w:shd w:val="clear" w:color="auto" w:fill="auto"/>
             <w:hideMark/>
           </w:tcPr>
           <w:p>
@@ -3108,7 +3068,6 @@
               <w:bottom w:val="single" w:sz="4" w:space="0" w:color="auto"/>
               <w:right w:val="single" w:sz="4" w:space="0" w:color="auto"/>
             </w:tcBorders>
-            <w:shd w:val="clear" w:color="auto" w:fill="auto"/>
             <w:hideMark/>
           </w:tcPr>
           <w:p>
@@ -3930,7 +3889,6 @@
               <w:bottom w:val="single" w:sz="4" w:space="0" w:color="auto"/>
               <w:right w:val="single" w:sz="4" w:space="0" w:color="auto"/>
             </w:tcBorders>
-            <w:shd w:val="clear" w:color="auto" w:fill="auto"/>
             <w:vAlign w:val="center"/>
             <w:hideMark/>
           </w:tcPr>
@@ -3956,7 +3914,6 @@
               <w:bottom w:val="single" w:sz="4" w:space="0" w:color="auto"/>
               <w:right w:val="single" w:sz="4" w:space="0" w:color="auto"/>
             </w:tcBorders>
-            <w:shd w:val="clear" w:color="auto" w:fill="auto"/>
             <w:vAlign w:val="center"/>
             <w:hideMark/>
           </w:tcPr>
@@ -3979,7 +3936,6 @@
               <w:bottom w:val="single" w:sz="4" w:space="0" w:color="auto"/>
               <w:right w:val="single" w:sz="4" w:space="0" w:color="auto"/>
             </w:tcBorders>
-            <w:shd w:val="clear" w:color="auto" w:fill="auto"/>
             <w:vAlign w:val="center"/>
             <w:hideMark/>
           </w:tcPr>
@@ -4002,7 +3958,6 @@
               <w:bottom w:val="single" w:sz="4" w:space="0" w:color="auto"/>
               <w:right w:val="single" w:sz="4" w:space="0" w:color="auto"/>
             </w:tcBorders>
-            <w:shd w:val="clear" w:color="auto" w:fill="auto"/>
             <w:vAlign w:val="center"/>
             <w:hideMark/>
           </w:tcPr>
@@ -4025,7 +3980,6 @@
               <w:bottom w:val="single" w:sz="4" w:space="0" w:color="auto"/>
               <w:right w:val="single" w:sz="4" w:space="0" w:color="auto"/>
             </w:tcBorders>
-            <w:shd w:val="clear" w:color="auto" w:fill="auto"/>
             <w:vAlign w:val="center"/>
             <w:hideMark/>
           </w:tcPr>
@@ -4048,7 +4002,6 @@
               <w:bottom w:val="single" w:sz="4" w:space="0" w:color="auto"/>
               <w:right w:val="single" w:sz="4" w:space="0" w:color="auto"/>
             </w:tcBorders>
-            <w:shd w:val="clear" w:color="auto" w:fill="auto"/>
             <w:vAlign w:val="center"/>
             <w:hideMark/>
           </w:tcPr>
@@ -4068,7 +4021,6 @@
               <w:bottom w:val="single" w:sz="4" w:space="0" w:color="auto"/>
               <w:right w:val="single" w:sz="4" w:space="0" w:color="auto"/>
             </w:tcBorders>
-            <w:shd w:val="clear" w:color="auto" w:fill="auto"/>
             <w:vAlign w:val="center"/>
           </w:tcPr>
           <w:p>
@@ -4119,7 +4071,6 @@
               <w:bottom w:val="single" w:sz="4" w:space="0" w:color="auto"/>
               <w:right w:val="single" w:sz="4" w:space="0" w:color="auto"/>
             </w:tcBorders>
-            <w:shd w:val="clear" w:color="auto" w:fill="auto"/>
             <w:hideMark/>
           </w:tcPr>
           <w:p>
@@ -4144,7 +4095,6 @@
               <w:bottom w:val="single" w:sz="4" w:space="0" w:color="auto"/>
               <w:right w:val="single" w:sz="4" w:space="0" w:color="auto"/>
             </w:tcBorders>
-            <w:shd w:val="clear" w:color="auto" w:fill="auto"/>
             <w:hideMark/>
           </w:tcPr>
           <w:p>
@@ -4166,7 +4116,6 @@
               <w:bottom w:val="single" w:sz="4" w:space="0" w:color="auto"/>
               <w:right w:val="single" w:sz="4" w:space="0" w:color="auto"/>
             </w:tcBorders>
-            <w:shd w:val="clear" w:color="auto" w:fill="auto"/>
             <w:hideMark/>
           </w:tcPr>
           <w:p>
@@ -4188,7 +4137,6 @@
               <w:bottom w:val="single" w:sz="4" w:space="0" w:color="auto"/>
               <w:right w:val="single" w:sz="4" w:space="0" w:color="auto"/>
             </w:tcBorders>
-            <w:shd w:val="clear" w:color="auto" w:fill="auto"/>
             <w:hideMark/>
           </w:tcPr>
           <w:p>
@@ -4207,7 +4155,6 @@
               <w:bottom w:val="single" w:sz="4" w:space="0" w:color="auto"/>
               <w:right w:val="single" w:sz="4" w:space="0" w:color="auto"/>
             </w:tcBorders>
-            <w:shd w:val="clear" w:color="auto" w:fill="auto"/>
             <w:hideMark/>
           </w:tcPr>
           <w:p>
@@ -4226,7 +4173,6 @@
               <w:bottom w:val="single" w:sz="4" w:space="0" w:color="auto"/>
               <w:right w:val="single" w:sz="4" w:space="0" w:color="auto"/>
             </w:tcBorders>
-            <w:shd w:val="clear" w:color="auto" w:fill="auto"/>
           </w:tcPr>
           <w:p>
             <w:pPr>
@@ -4244,7 +4190,6 @@
               <w:bottom w:val="single" w:sz="4" w:space="0" w:color="auto"/>
               <w:right w:val="single" w:sz="4" w:space="0" w:color="auto"/>
             </w:tcBorders>
-            <w:shd w:val="clear" w:color="auto" w:fill="auto"/>
           </w:tcPr>
           <w:p>
             <w:pPr>
@@ -4291,7 +4236,6 @@
               <w:bottom w:val="single" w:sz="4" w:space="0" w:color="auto"/>
               <w:right w:val="single" w:sz="4" w:space="0" w:color="auto"/>
             </w:tcBorders>
-            <w:shd w:val="clear" w:color="auto" w:fill="auto"/>
             <w:hideMark/>
           </w:tcPr>
           <w:p>
@@ -4316,7 +4260,6 @@
               <w:bottom w:val="single" w:sz="4" w:space="0" w:color="auto"/>
               <w:right w:val="single" w:sz="4" w:space="0" w:color="auto"/>
             </w:tcBorders>
-            <w:shd w:val="clear" w:color="auto" w:fill="auto"/>
             <w:hideMark/>
           </w:tcPr>
           <w:p>
@@ -4338,7 +4281,6 @@
               <w:bottom w:val="single" w:sz="4" w:space="0" w:color="auto"/>
               <w:right w:val="single" w:sz="4" w:space="0" w:color="auto"/>
             </w:tcBorders>
-            <w:shd w:val="clear" w:color="auto" w:fill="auto"/>
           </w:tcPr>
           <w:p>
             <w:pPr>
@@ -4356,7 +4298,6 @@
               <w:bottom w:val="single" w:sz="4" w:space="0" w:color="auto"/>
               <w:right w:val="single" w:sz="4" w:space="0" w:color="auto"/>
             </w:tcBorders>
-            <w:shd w:val="clear" w:color="auto" w:fill="auto"/>
             <w:hideMark/>
           </w:tcPr>
           <w:p>
@@ -4378,7 +4319,6 @@
               <w:bottom w:val="single" w:sz="4" w:space="0" w:color="auto"/>
               <w:right w:val="single" w:sz="4" w:space="0" w:color="auto"/>
             </w:tcBorders>
-            <w:shd w:val="clear" w:color="auto" w:fill="auto"/>
           </w:tcPr>
           <w:p>
             <w:pPr>
@@ -4396,7 +4336,6 @@
               <w:bottom w:val="single" w:sz="4" w:space="0" w:color="auto"/>
               <w:right w:val="single" w:sz="4" w:space="0" w:color="auto"/>
             </w:tcBorders>
-            <w:shd w:val="clear" w:color="auto" w:fill="auto"/>
             <w:hideMark/>
           </w:tcPr>
           <w:p>
@@ -4418,7 +4357,6 @@
               <w:bottom w:val="single" w:sz="4" w:space="0" w:color="auto"/>
               <w:right w:val="single" w:sz="4" w:space="0" w:color="auto"/>
             </w:tcBorders>
-            <w:shd w:val="clear" w:color="auto" w:fill="auto"/>
           </w:tcPr>
           <w:p>
             <w:pPr>
@@ -4468,7 +4406,6 @@
               <w:bottom w:val="single" w:sz="4" w:space="0" w:color="auto"/>
               <w:right w:val="single" w:sz="4" w:space="0" w:color="auto"/>
             </w:tcBorders>
-            <w:shd w:val="clear" w:color="auto" w:fill="auto"/>
             <w:hideMark/>
           </w:tcPr>
           <w:p>
@@ -4493,7 +4430,6 @@
               <w:bottom w:val="single" w:sz="4" w:space="0" w:color="auto"/>
               <w:right w:val="single" w:sz="4" w:space="0" w:color="auto"/>
             </w:tcBorders>
-            <w:shd w:val="clear" w:color="auto" w:fill="auto"/>
             <w:hideMark/>
           </w:tcPr>
           <w:p>
@@ -4515,7 +4451,6 @@
               <w:bottom w:val="single" w:sz="4" w:space="0" w:color="auto"/>
               <w:right w:val="single" w:sz="4" w:space="0" w:color="auto"/>
             </w:tcBorders>
-            <w:shd w:val="clear" w:color="auto" w:fill="auto"/>
             <w:hideMark/>
           </w:tcPr>
           <w:p>
@@ -4534,7 +4469,6 @@
               <w:bottom w:val="single" w:sz="4" w:space="0" w:color="auto"/>
               <w:right w:val="single" w:sz="4" w:space="0" w:color="auto"/>
             </w:tcBorders>
-            <w:shd w:val="clear" w:color="auto" w:fill="auto"/>
             <w:hideMark/>
           </w:tcPr>
           <w:p>
@@ -4556,7 +4490,6 @@
               <w:bottom w:val="single" w:sz="4" w:space="0" w:color="auto"/>
               <w:right w:val="single" w:sz="4" w:space="0" w:color="auto"/>
             </w:tcBorders>
-            <w:shd w:val="clear" w:color="auto" w:fill="auto"/>
             <w:hideMark/>
           </w:tcPr>
           <w:p>
@@ -4575,7 +4508,6 @@
               <w:bottom w:val="single" w:sz="4" w:space="0" w:color="auto"/>
               <w:right w:val="single" w:sz="4" w:space="0" w:color="auto"/>
             </w:tcBorders>
-            <w:shd w:val="clear" w:color="auto" w:fill="auto"/>
             <w:hideMark/>
           </w:tcPr>
           <w:p>
@@ -4597,7 +4529,6 @@
               <w:bottom w:val="single" w:sz="4" w:space="0" w:color="auto"/>
               <w:right w:val="single" w:sz="4" w:space="0" w:color="auto"/>
             </w:tcBorders>
-            <w:shd w:val="clear" w:color="auto" w:fill="auto"/>
             <w:hideMark/>
           </w:tcPr>
           <w:p>
@@ -4645,7 +4576,6 @@
               <w:bottom w:val="single" w:sz="4" w:space="0" w:color="auto"/>
               <w:right w:val="single" w:sz="4" w:space="0" w:color="auto"/>
             </w:tcBorders>
-            <w:shd w:val="clear" w:color="auto" w:fill="auto"/>
             <w:hideMark/>
           </w:tcPr>
           <w:p>
@@ -4670,7 +4600,6 @@
               <w:bottom w:val="single" w:sz="4" w:space="0" w:color="auto"/>
               <w:right w:val="single" w:sz="4" w:space="0" w:color="auto"/>
             </w:tcBorders>
-            <w:shd w:val="clear" w:color="auto" w:fill="auto"/>
             <w:hideMark/>
           </w:tcPr>
           <w:p>
@@ -4689,7 +4618,6 @@
               <w:bottom w:val="single" w:sz="4" w:space="0" w:color="auto"/>
               <w:right w:val="single" w:sz="4" w:space="0" w:color="auto"/>
             </w:tcBorders>
-            <w:shd w:val="clear" w:color="auto" w:fill="auto"/>
             <w:hideMark/>
           </w:tcPr>
           <w:p>
@@ -4708,7 +4636,6 @@
               <w:bottom w:val="single" w:sz="4" w:space="0" w:color="auto"/>
               <w:right w:val="single" w:sz="4" w:space="0" w:color="auto"/>
             </w:tcBorders>
-            <w:shd w:val="clear" w:color="auto" w:fill="auto"/>
             <w:hideMark/>
           </w:tcPr>
           <w:p>
@@ -4730,7 +4657,6 @@
               <w:bottom w:val="single" w:sz="4" w:space="0" w:color="auto"/>
               <w:right w:val="single" w:sz="4" w:space="0" w:color="auto"/>
             </w:tcBorders>
-            <w:shd w:val="clear" w:color="auto" w:fill="auto"/>
             <w:hideMark/>
           </w:tcPr>
           <w:p>
@@ -4752,7 +4678,6 @@
               <w:bottom w:val="single" w:sz="4" w:space="0" w:color="auto"/>
               <w:right w:val="single" w:sz="4" w:space="0" w:color="auto"/>
             </w:tcBorders>
-            <w:shd w:val="clear" w:color="auto" w:fill="auto"/>
             <w:hideMark/>
           </w:tcPr>
           <w:p>
@@ -4774,7 +4699,6 @@
               <w:bottom w:val="single" w:sz="4" w:space="0" w:color="auto"/>
               <w:right w:val="single" w:sz="4" w:space="0" w:color="auto"/>
             </w:tcBorders>
-            <w:shd w:val="clear" w:color="auto" w:fill="auto"/>
           </w:tcPr>
           <w:p>
             <w:pPr>
@@ -4821,7 +4745,6 @@
               <w:bottom w:val="single" w:sz="4" w:space="0" w:color="auto"/>
               <w:right w:val="single" w:sz="4" w:space="0" w:color="auto"/>
             </w:tcBorders>
-            <w:shd w:val="clear" w:color="auto" w:fill="auto"/>
             <w:hideMark/>
           </w:tcPr>
           <w:p>
@@ -4846,7 +4769,6 @@
               <w:bottom w:val="single" w:sz="4" w:space="0" w:color="auto"/>
               <w:right w:val="single" w:sz="4" w:space="0" w:color="auto"/>
             </w:tcBorders>
-            <w:shd w:val="clear" w:color="auto" w:fill="auto"/>
             <w:hideMark/>
           </w:tcPr>
           <w:p>
@@ -4865,7 +4787,6 @@
               <w:bottom w:val="single" w:sz="4" w:space="0" w:color="auto"/>
               <w:right w:val="single" w:sz="4" w:space="0" w:color="auto"/>
             </w:tcBorders>
-            <w:shd w:val="clear" w:color="auto" w:fill="auto"/>
             <w:hideMark/>
           </w:tcPr>
           <w:p>
@@ -4884,7 +4805,6 @@
               <w:bottom w:val="single" w:sz="4" w:space="0" w:color="auto"/>
               <w:right w:val="single" w:sz="4" w:space="0" w:color="auto"/>
             </w:tcBorders>
-            <w:shd w:val="clear" w:color="auto" w:fill="auto"/>
             <w:hideMark/>
           </w:tcPr>
           <w:p>
@@ -4906,7 +4826,6 @@
               <w:bottom w:val="single" w:sz="4" w:space="0" w:color="auto"/>
               <w:right w:val="single" w:sz="4" w:space="0" w:color="auto"/>
             </w:tcBorders>
-            <w:shd w:val="clear" w:color="auto" w:fill="auto"/>
             <w:hideMark/>
           </w:tcPr>
           <w:p>
@@ -4928,7 +4847,6 @@
               <w:bottom w:val="single" w:sz="4" w:space="0" w:color="auto"/>
               <w:right w:val="single" w:sz="4" w:space="0" w:color="auto"/>
             </w:tcBorders>
-            <w:shd w:val="clear" w:color="auto" w:fill="auto"/>
             <w:hideMark/>
           </w:tcPr>
           <w:p>
@@ -4950,7 +4868,6 @@
               <w:bottom w:val="single" w:sz="4" w:space="0" w:color="auto"/>
               <w:right w:val="single" w:sz="4" w:space="0" w:color="auto"/>
             </w:tcBorders>
-            <w:shd w:val="clear" w:color="auto" w:fill="auto"/>
             <w:hideMark/>
           </w:tcPr>
           <w:p>
@@ -5001,7 +4918,6 @@
               <w:bottom w:val="single" w:sz="4" w:space="0" w:color="auto"/>
               <w:right w:val="single" w:sz="4" w:space="0" w:color="auto"/>
             </w:tcBorders>
-            <w:shd w:val="clear" w:color="auto" w:fill="auto"/>
             <w:hideMark/>
           </w:tcPr>
           <w:p>
@@ -5026,7 +4942,6 @@
               <w:bottom w:val="single" w:sz="4" w:space="0" w:color="auto"/>
               <w:right w:val="single" w:sz="4" w:space="0" w:color="auto"/>
             </w:tcBorders>
-            <w:shd w:val="clear" w:color="auto" w:fill="auto"/>
             <w:hideMark/>
           </w:tcPr>
           <w:p>
@@ -5048,7 +4963,6 @@
               <w:bottom w:val="single" w:sz="4" w:space="0" w:color="auto"/>
               <w:right w:val="single" w:sz="4" w:space="0" w:color="auto"/>
             </w:tcBorders>
-            <w:shd w:val="clear" w:color="auto" w:fill="auto"/>
             <w:hideMark/>
           </w:tcPr>
           <w:p>
@@ -5070,7 +4984,6 @@
               <w:bottom w:val="single" w:sz="4" w:space="0" w:color="auto"/>
               <w:right w:val="single" w:sz="4" w:space="0" w:color="auto"/>
             </w:tcBorders>
-            <w:shd w:val="clear" w:color="auto" w:fill="auto"/>
             <w:hideMark/>
           </w:tcPr>
           <w:p>
@@ -5092,7 +5005,6 @@
               <w:bottom w:val="single" w:sz="4" w:space="0" w:color="auto"/>
               <w:right w:val="single" w:sz="4" w:space="0" w:color="auto"/>
             </w:tcBorders>
-            <w:shd w:val="clear" w:color="auto" w:fill="auto"/>
             <w:hideMark/>
           </w:tcPr>
           <w:p>
@@ -5114,7 +5026,6 @@
               <w:bottom w:val="single" w:sz="4" w:space="0" w:color="auto"/>
               <w:right w:val="single" w:sz="4" w:space="0" w:color="auto"/>
             </w:tcBorders>
-            <w:shd w:val="clear" w:color="auto" w:fill="auto"/>
             <w:hideMark/>
           </w:tcPr>
           <w:p>
@@ -5136,7 +5047,6 @@
               <w:bottom w:val="single" w:sz="4" w:space="0" w:color="auto"/>
               <w:right w:val="single" w:sz="4" w:space="0" w:color="auto"/>
             </w:tcBorders>
-            <w:shd w:val="clear" w:color="auto" w:fill="auto"/>
             <w:hideMark/>
           </w:tcPr>
           <w:p>
@@ -5184,7 +5094,6 @@
               <w:bottom w:val="single" w:sz="4" w:space="0" w:color="auto"/>
               <w:right w:val="single" w:sz="4" w:space="0" w:color="auto"/>
             </w:tcBorders>
-            <w:shd w:val="clear" w:color="auto" w:fill="auto"/>
             <w:hideMark/>
           </w:tcPr>
           <w:p>
@@ -5209,7 +5118,6 @@
               <w:bottom w:val="single" w:sz="4" w:space="0" w:color="auto"/>
               <w:right w:val="single" w:sz="4" w:space="0" w:color="auto"/>
             </w:tcBorders>
-            <w:shd w:val="clear" w:color="auto" w:fill="auto"/>
           </w:tcPr>
           <w:p>
             <w:pPr>
@@ -5230,7 +5138,6 @@
               <w:bottom w:val="single" w:sz="4" w:space="0" w:color="auto"/>
               <w:right w:val="single" w:sz="4" w:space="0" w:color="auto"/>
             </w:tcBorders>
-            <w:shd w:val="clear" w:color="auto" w:fill="auto"/>
             <w:hideMark/>
           </w:tcPr>
           <w:p>
@@ -5252,7 +5159,6 @@
               <w:bottom w:val="single" w:sz="4" w:space="0" w:color="auto"/>
               <w:right w:val="single" w:sz="4" w:space="0" w:color="auto"/>
             </w:tcBorders>
-            <w:shd w:val="clear" w:color="auto" w:fill="auto"/>
             <w:hideMark/>
           </w:tcPr>
           <w:p>
@@ -5274,7 +5180,6 @@
               <w:bottom w:val="single" w:sz="4" w:space="0" w:color="auto"/>
               <w:right w:val="single" w:sz="4" w:space="0" w:color="auto"/>
             </w:tcBorders>
-            <w:shd w:val="clear" w:color="auto" w:fill="auto"/>
             <w:hideMark/>
           </w:tcPr>
           <w:p>
@@ -5296,7 +5201,6 @@
               <w:bottom w:val="single" w:sz="4" w:space="0" w:color="auto"/>
               <w:right w:val="single" w:sz="4" w:space="0" w:color="auto"/>
             </w:tcBorders>
-            <w:shd w:val="clear" w:color="auto" w:fill="auto"/>
             <w:hideMark/>
           </w:tcPr>
           <w:p>
@@ -5318,7 +5222,6 @@
               <w:bottom w:val="single" w:sz="4" w:space="0" w:color="auto"/>
               <w:right w:val="single" w:sz="4" w:space="0" w:color="auto"/>
             </w:tcBorders>
-            <w:shd w:val="clear" w:color="auto" w:fill="auto"/>
             <w:hideMark/>
           </w:tcPr>
           <w:p>
@@ -5369,7 +5272,6 @@
               <w:bottom w:val="single" w:sz="4" w:space="0" w:color="auto"/>
               <w:right w:val="single" w:sz="4" w:space="0" w:color="auto"/>
             </w:tcBorders>
-            <w:shd w:val="clear" w:color="auto" w:fill="auto"/>
             <w:hideMark/>
           </w:tcPr>
           <w:p>
@@ -5388,7 +5290,6 @@
               <w:bottom w:val="single" w:sz="4" w:space="0" w:color="auto"/>
               <w:right w:val="single" w:sz="4" w:space="0" w:color="auto"/>
             </w:tcBorders>
-            <w:shd w:val="clear" w:color="auto" w:fill="auto"/>
           </w:tcPr>
           <w:p>
             <w:pPr>
@@ -5406,7 +5307,6 @@
               <w:bottom w:val="single" w:sz="4" w:space="0" w:color="auto"/>
               <w:right w:val="single" w:sz="4" w:space="0" w:color="auto"/>
             </w:tcBorders>
-            <w:shd w:val="clear" w:color="auto" w:fill="auto"/>
             <w:hideMark/>
           </w:tcPr>
           <w:p>
@@ -5425,7 +5325,6 @@
               <w:bottom w:val="single" w:sz="4" w:space="0" w:color="auto"/>
               <w:right w:val="single" w:sz="4" w:space="0" w:color="auto"/>
             </w:tcBorders>
-            <w:shd w:val="clear" w:color="auto" w:fill="auto"/>
             <w:hideMark/>
           </w:tcPr>
           <w:p>
@@ -5444,7 +5343,6 @@
               <w:bottom w:val="single" w:sz="4" w:space="0" w:color="auto"/>
               <w:right w:val="single" w:sz="4" w:space="0" w:color="auto"/>
             </w:tcBorders>
-            <w:shd w:val="clear" w:color="auto" w:fill="auto"/>
             <w:hideMark/>
           </w:tcPr>
           <w:p>
@@ -5463,7 +5361,6 @@
               <w:bottom w:val="single" w:sz="4" w:space="0" w:color="auto"/>
               <w:right w:val="single" w:sz="4" w:space="0" w:color="auto"/>
             </w:tcBorders>
-            <w:shd w:val="clear" w:color="auto" w:fill="auto"/>
             <w:hideMark/>
           </w:tcPr>
           <w:p>
@@ -5482,7 +5379,6 @@
               <w:bottom w:val="single" w:sz="4" w:space="0" w:color="auto"/>
               <w:right w:val="single" w:sz="4" w:space="0" w:color="auto"/>
             </w:tcBorders>
-            <w:shd w:val="clear" w:color="auto" w:fill="auto"/>
             <w:hideMark/>
           </w:tcPr>
           <w:p>
@@ -5533,7 +5429,6 @@
               <w:bottom w:val="single" w:sz="4" w:space="0" w:color="auto"/>
               <w:right w:val="single" w:sz="4" w:space="0" w:color="auto"/>
             </w:tcBorders>
-            <w:shd w:val="clear" w:color="auto" w:fill="auto"/>
             <w:hideMark/>
           </w:tcPr>
           <w:p>
@@ -5552,7 +5447,6 @@
               <w:bottom w:val="single" w:sz="4" w:space="0" w:color="auto"/>
               <w:right w:val="single" w:sz="4" w:space="0" w:color="auto"/>
             </w:tcBorders>
-            <w:shd w:val="clear" w:color="auto" w:fill="auto"/>
             <w:hideMark/>
           </w:tcPr>
           <w:p>
@@ -5571,7 +5465,6 @@
               <w:bottom w:val="single" w:sz="4" w:space="0" w:color="auto"/>
               <w:right w:val="single" w:sz="4" w:space="0" w:color="auto"/>
             </w:tcBorders>
-            <w:shd w:val="clear" w:color="auto" w:fill="auto"/>
             <w:hideMark/>
           </w:tcPr>
           <w:p>
@@ -5590,7 +5483,6 @@
               <w:bottom w:val="single" w:sz="4" w:space="0" w:color="auto"/>
               <w:right w:val="single" w:sz="4" w:space="0" w:color="auto"/>
             </w:tcBorders>
-            <w:shd w:val="clear" w:color="auto" w:fill="auto"/>
           </w:tcPr>
           <w:p>
             <w:pPr>
@@ -5608,7 +5500,6 @@
               <w:bottom w:val="single" w:sz="4" w:space="0" w:color="auto"/>
               <w:right w:val="single" w:sz="4" w:space="0" w:color="auto"/>
             </w:tcBorders>
-            <w:shd w:val="clear" w:color="auto" w:fill="auto"/>
             <w:hideMark/>
           </w:tcPr>
           <w:p>
@@ -5627,7 +5518,6 @@
               <w:bottom w:val="single" w:sz="4" w:space="0" w:color="auto"/>
               <w:right w:val="single" w:sz="4" w:space="0" w:color="auto"/>
             </w:tcBorders>
-            <w:shd w:val="clear" w:color="auto" w:fill="auto"/>
             <w:hideMark/>
           </w:tcPr>
           <w:p>
@@ -5646,7 +5536,6 @@
               <w:bottom w:val="single" w:sz="4" w:space="0" w:color="auto"/>
               <w:right w:val="single" w:sz="4" w:space="0" w:color="auto"/>
             </w:tcBorders>
-            <w:shd w:val="clear" w:color="auto" w:fill="auto"/>
           </w:tcPr>
           <w:p>
             <w:pPr>
@@ -5696,7 +5585,6 @@
               <w:bottom w:val="single" w:sz="4" w:space="0" w:color="auto"/>
               <w:right w:val="single" w:sz="4" w:space="0" w:color="auto"/>
             </w:tcBorders>
-            <w:shd w:val="clear" w:color="auto" w:fill="auto"/>
             <w:hideMark/>
           </w:tcPr>
           <w:p>
@@ -5715,7 +5603,6 @@
               <w:bottom w:val="single" w:sz="4" w:space="0" w:color="auto"/>
               <w:right w:val="single" w:sz="4" w:space="0" w:color="auto"/>
             </w:tcBorders>
-            <w:shd w:val="clear" w:color="auto" w:fill="auto"/>
             <w:hideMark/>
           </w:tcPr>
           <w:p>
@@ -5737,7 +5624,6 @@
               <w:bottom w:val="single" w:sz="4" w:space="0" w:color="auto"/>
               <w:right w:val="single" w:sz="4" w:space="0" w:color="auto"/>
             </w:tcBorders>
-            <w:shd w:val="clear" w:color="auto" w:fill="auto"/>
             <w:hideMark/>
           </w:tcPr>
           <w:p>
@@ -5756,7 +5642,6 @@
               <w:bottom w:val="single" w:sz="4" w:space="0" w:color="auto"/>
               <w:right w:val="single" w:sz="4" w:space="0" w:color="auto"/>
             </w:tcBorders>
-            <w:shd w:val="clear" w:color="auto" w:fill="auto"/>
             <w:hideMark/>
           </w:tcPr>
           <w:p>
@@ -5775,7 +5660,6 @@
               <w:bottom w:val="single" w:sz="4" w:space="0" w:color="auto"/>
               <w:right w:val="single" w:sz="4" w:space="0" w:color="auto"/>
             </w:tcBorders>
-            <w:shd w:val="clear" w:color="auto" w:fill="auto"/>
             <w:hideMark/>
           </w:tcPr>
           <w:p>
@@ -5794,7 +5678,6 @@
               <w:bottom w:val="single" w:sz="4" w:space="0" w:color="auto"/>
               <w:right w:val="single" w:sz="4" w:space="0" w:color="auto"/>
             </w:tcBorders>
-            <w:shd w:val="clear" w:color="auto" w:fill="auto"/>
             <w:hideMark/>
           </w:tcPr>
           <w:p>
@@ -5813,7 +5696,6 @@
               <w:bottom w:val="single" w:sz="4" w:space="0" w:color="auto"/>
               <w:right w:val="single" w:sz="4" w:space="0" w:color="auto"/>
             </w:tcBorders>
-            <w:shd w:val="clear" w:color="auto" w:fill="auto"/>
           </w:tcPr>
           <w:p>
             <w:pPr>
@@ -5943,6 +5825,7 @@
         <w:rPr>
           <w:rFonts w:hint="eastAsia"/>
         </w:rPr>
+        <w:lastRenderedPageBreak/>
         <w:t>建物名等</w:t>
       </w:r>
       <w:r>
@@ -6239,6 +6122,1303 @@
         <w:t>もあわせて参照してください。</w:t>
       </w:r>
     </w:p>
+    <w:p/>
+    <w:p>
+      <w:pPr>
+        <w:pStyle w:val="2"/>
+        <w:spacing w:before="360"/>
+      </w:pPr>
+      <w:r>
+        <w:rPr>
+          <w:rFonts w:hint="eastAsia"/>
+        </w:rPr>
+        <w:t>座標情報を用いた位置情報中心のデータ構成</w:t>
+      </w:r>
+    </w:p>
+    <w:p>
+      <w:r>
+        <w:rPr>
+          <w:rFonts w:hint="eastAsia"/>
+        </w:rPr>
+        <w:t>位置情報サービスや</w:t>
+      </w:r>
+      <w:r>
+        <w:t>IoTデバイス、</w:t>
+      </w:r>
+      <w:r>
+        <w:rPr>
+          <w:rFonts w:hint="eastAsia"/>
+        </w:rPr>
+        <w:t>災害情報管理</w:t>
+      </w:r>
+      <w:r>
+        <w:t>など、地理的な位置の特定が主目的となるアプリケーションにおいては、連結表記と</w:t>
+      </w:r>
+      <w:r>
+        <w:rPr>
+          <w:rFonts w:hint="eastAsia"/>
+        </w:rPr>
+        <w:t>位置情報（座標情報）</w:t>
+      </w:r>
+      <w:r>
+        <w:t>を中心としたシンプルなデータ構成も検討できます。</w:t>
+      </w:r>
+    </w:p>
+    <w:p>
+      <w:r>
+        <w:rPr>
+          <w:rFonts w:hint="eastAsia"/>
+        </w:rPr>
+        <w:t>この構成は、位置情報（座標情報）を主軸とするシステムに適しています。</w:t>
+      </w:r>
+      <w:r>
+        <w:t>全国地方公共団体コード</w:t>
+      </w:r>
+      <w:r>
+        <w:rPr>
+          <w:rFonts w:hint="eastAsia"/>
+        </w:rPr>
+        <w:t>や</w:t>
+      </w:r>
+      <w:r>
+        <w:rPr>
+          <w:rFonts w:hint="eastAsia"/>
+        </w:rPr>
+        <w:t>町字</w:t>
+      </w:r>
+      <w:r>
+        <w:t>IDは推奨項目としていますが、</w:t>
+      </w:r>
+      <w:r>
+        <w:rPr>
+          <w:rFonts w:hint="eastAsia"/>
+        </w:rPr>
+        <w:t>座標情報</w:t>
+      </w:r>
+      <w:r>
+        <w:t>から</w:t>
+      </w:r>
+      <w:r>
+        <w:rPr>
+          <w:rFonts w:hint="eastAsia"/>
+        </w:rPr>
+        <w:t>行政</w:t>
+      </w:r>
+      <w:r>
+        <w:rPr>
+          <w:rFonts w:hint="eastAsia"/>
+        </w:rPr>
+        <w:t>ポリゴンを用いた空間検索により</w:t>
+      </w:r>
+      <w:r>
+        <w:t>全国地方公共団体コード</w:t>
+      </w:r>
+      <w:r>
+        <w:rPr>
+          <w:rFonts w:hint="eastAsia"/>
+        </w:rPr>
+        <w:t>や町字</w:t>
+      </w:r>
+      <w:r>
+        <w:t>ID</w:t>
+      </w:r>
+      <w:r>
+        <w:t>を導出することが可能</w:t>
+      </w:r>
+      <w:r>
+        <w:rPr>
+          <w:rFonts w:hint="eastAsia"/>
+        </w:rPr>
+        <w:t>となります。</w:t>
+      </w:r>
+    </w:p>
+    <w:p>
+      <w:r>
+        <w:rPr>
+          <w:rFonts w:hint="eastAsia"/>
+        </w:rPr>
+        <w:t>使用例を以下に記載します。</w:t>
+      </w:r>
+    </w:p>
+    <w:p>
+      <w:r>
+        <w:rPr>
+          <w:rFonts w:hint="eastAsia"/>
+        </w:rPr>
+        <w:t>・連結表記：人が場所を特定、理解、伝達するために使用する情報</w:t>
+      </w:r>
+    </w:p>
+    <w:p>
+      <w:r>
+        <w:rPr>
+          <w:rFonts w:hint="eastAsia"/>
+        </w:rPr>
+        <w:t>・位置情報：システムが位置を特定、処理するために使用する情報</w:t>
+      </w:r>
+    </w:p>
+    <w:tbl>
+      <w:tblPr>
+        <w:tblW w:w="8788" w:type="dxa"/>
+        <w:tblInd w:w="279" w:type="dxa"/>
+        <w:tblCellMar>
+          <w:left w:w="99" w:type="dxa"/>
+          <w:right w:w="99" w:type="dxa"/>
+        </w:tblCellMar>
+        <w:tblLook w:val="04A0" w:firstRow="1" w:lastRow="0" w:firstColumn="1" w:lastColumn="0" w:noHBand="0" w:noVBand="1"/>
+      </w:tblPr>
+      <w:tblGrid>
+        <w:gridCol w:w="2798"/>
+        <w:gridCol w:w="945"/>
+        <w:gridCol w:w="945"/>
+        <w:gridCol w:w="945"/>
+        <w:gridCol w:w="3155"/>
+      </w:tblGrid>
+      <w:tr>
+        <w:trPr>
+          <w:trHeight w:val="385"/>
+        </w:trPr>
+        <w:tc>
+          <w:tcPr>
+            <w:tcW w:w="2798" w:type="dxa"/>
+            <w:tcBorders>
+              <w:top w:val="single" w:sz="4" w:space="0" w:color="auto"/>
+              <w:left w:val="single" w:sz="4" w:space="0" w:color="auto"/>
+              <w:bottom w:val="nil"/>
+              <w:right w:val="single" w:sz="4" w:space="0" w:color="auto"/>
+            </w:tcBorders>
+            <w:shd w:val="clear" w:color="7B7B7B" w:fill="5B9BD5"/>
+            <w:vAlign w:val="center"/>
+            <w:hideMark/>
+          </w:tcPr>
+          <w:p>
+            <w:pPr>
+              <w:pStyle w:val="af7"/>
+              <w:rPr>
+                <w:bCs w:val="0"/>
+              </w:rPr>
+            </w:pPr>
+            <w:r>
+              <w:rPr>
+                <w:rFonts w:hint="eastAsia"/>
+              </w:rPr>
+              <w:t>項目名</w:t>
+            </w:r>
+          </w:p>
+        </w:tc>
+        <w:tc>
+          <w:tcPr>
+            <w:tcW w:w="945" w:type="dxa"/>
+            <w:tcBorders>
+              <w:top w:val="single" w:sz="4" w:space="0" w:color="auto"/>
+              <w:left w:val="single" w:sz="4" w:space="0" w:color="auto"/>
+              <w:bottom w:val="nil"/>
+              <w:right w:val="single" w:sz="4" w:space="0" w:color="auto"/>
+            </w:tcBorders>
+            <w:shd w:val="clear" w:color="7B7B7B" w:fill="5B9BD5"/>
+            <w:vAlign w:val="center"/>
+            <w:hideMark/>
+          </w:tcPr>
+          <w:p>
+            <w:pPr>
+              <w:pStyle w:val="af7"/>
+              <w:jc w:val="center"/>
+              <w:rPr>
+                <w:bCs w:val="0"/>
+                <w:sz w:val="16"/>
+                <w:szCs w:val="16"/>
+              </w:rPr>
+            </w:pPr>
+            <w:r>
+              <w:rPr>
+                <w:rFonts w:ascii="Meiryo UI" w:eastAsia="Meiryo UI" w:hAnsi="Meiryo UI" w:hint="eastAsia"/>
+                <w:b/>
+                <w:bCs w:val="0"/>
+                <w:sz w:val="16"/>
+                <w:szCs w:val="16"/>
+              </w:rPr>
+              <w:t>必須</w:t>
+            </w:r>
+          </w:p>
+        </w:tc>
+        <w:tc>
+          <w:tcPr>
+            <w:tcW w:w="945" w:type="dxa"/>
+            <w:tcBorders>
+              <w:top w:val="single" w:sz="4" w:space="0" w:color="auto"/>
+              <w:left w:val="nil"/>
+              <w:bottom w:val="single" w:sz="4" w:space="0" w:color="auto"/>
+              <w:right w:val="single" w:sz="4" w:space="0" w:color="auto"/>
+            </w:tcBorders>
+            <w:shd w:val="clear" w:color="7B7B7B" w:fill="5B9BD5"/>
+            <w:vAlign w:val="center"/>
+          </w:tcPr>
+          <w:p>
+            <w:pPr>
+              <w:pStyle w:val="af7"/>
+              <w:jc w:val="center"/>
+              <w:rPr>
+                <w:rFonts w:ascii="Meiryo UI" w:eastAsia="Meiryo UI" w:hAnsi="Meiryo UI"/>
+                <w:b/>
+                <w:sz w:val="16"/>
+                <w:szCs w:val="16"/>
+              </w:rPr>
+            </w:pPr>
+            <w:r>
+              <w:rPr>
+                <w:rFonts w:ascii="Meiryo UI" w:eastAsia="Meiryo UI" w:hAnsi="Meiryo UI" w:hint="eastAsia"/>
+                <w:b/>
+                <w:sz w:val="16"/>
+                <w:szCs w:val="16"/>
+              </w:rPr>
+              <w:t>推奨</w:t>
+            </w:r>
+          </w:p>
+        </w:tc>
+        <w:tc>
+          <w:tcPr>
+            <w:tcW w:w="945" w:type="dxa"/>
+            <w:tcBorders>
+              <w:top w:val="single" w:sz="4" w:space="0" w:color="auto"/>
+              <w:left w:val="single" w:sz="4" w:space="0" w:color="auto"/>
+              <w:bottom w:val="single" w:sz="4" w:space="0" w:color="auto"/>
+              <w:right w:val="single" w:sz="4" w:space="0" w:color="auto"/>
+            </w:tcBorders>
+            <w:shd w:val="clear" w:color="7B7B7B" w:fill="5B9BD5"/>
+            <w:vAlign w:val="center"/>
+          </w:tcPr>
+          <w:p>
+            <w:pPr>
+              <w:pStyle w:val="af7"/>
+              <w:jc w:val="center"/>
+              <w:rPr>
+                <w:rFonts w:ascii="Meiryo UI" w:eastAsia="Meiryo UI" w:hAnsi="Meiryo UI"/>
+                <w:b/>
+                <w:sz w:val="16"/>
+                <w:szCs w:val="16"/>
+              </w:rPr>
+            </w:pPr>
+            <w:r>
+              <w:rPr>
+                <w:rFonts w:ascii="Meiryo UI" w:eastAsia="Meiryo UI" w:hAnsi="Meiryo UI" w:hint="eastAsia"/>
+                <w:b/>
+                <w:sz w:val="16"/>
+                <w:szCs w:val="16"/>
+              </w:rPr>
+              <w:t>任意</w:t>
+            </w:r>
+          </w:p>
+        </w:tc>
+        <w:tc>
+          <w:tcPr>
+            <w:tcW w:w="3155" w:type="dxa"/>
+            <w:tcBorders>
+              <w:top w:val="single" w:sz="4" w:space="0" w:color="auto"/>
+              <w:left w:val="single" w:sz="4" w:space="0" w:color="auto"/>
+              <w:bottom w:val="single" w:sz="4" w:space="0" w:color="auto"/>
+              <w:right w:val="single" w:sz="4" w:space="0" w:color="auto"/>
+            </w:tcBorders>
+            <w:shd w:val="clear" w:color="7B7B7B" w:fill="5B9BD5"/>
+            <w:vAlign w:val="center"/>
+          </w:tcPr>
+          <w:p>
+            <w:pPr>
+              <w:pStyle w:val="af7"/>
+              <w:jc w:val="center"/>
+              <w:rPr>
+                <w:rFonts w:ascii="Meiryo UI" w:eastAsia="Meiryo UI" w:hAnsi="Meiryo UI"/>
+                <w:b/>
+                <w:sz w:val="16"/>
+                <w:szCs w:val="16"/>
+              </w:rPr>
+            </w:pPr>
+            <w:r>
+              <w:rPr>
+                <w:rFonts w:ascii="Meiryo UI" w:eastAsia="Meiryo UI" w:hAnsi="Meiryo UI" w:hint="eastAsia"/>
+                <w:b/>
+                <w:sz w:val="16"/>
+                <w:szCs w:val="16"/>
+              </w:rPr>
+              <w:t>備考</w:t>
+            </w:r>
+          </w:p>
+        </w:tc>
+      </w:tr>
+      <w:tr>
+        <w:trPr>
+          <w:trHeight w:val="20"/>
+        </w:trPr>
+        <w:tc>
+          <w:tcPr>
+            <w:tcW w:w="2798" w:type="dxa"/>
+            <w:tcBorders>
+              <w:top w:val="single" w:sz="4" w:space="0" w:color="auto"/>
+              <w:left w:val="single" w:sz="4" w:space="0" w:color="auto"/>
+              <w:bottom w:val="single" w:sz="4" w:space="0" w:color="auto"/>
+              <w:right w:val="single" w:sz="4" w:space="0" w:color="auto"/>
+            </w:tcBorders>
+            <w:shd w:val="clear" w:color="000000" w:fill="E7E6E6"/>
+            <w:hideMark/>
+          </w:tcPr>
+          <w:p>
+            <w:pPr>
+              <w:pStyle w:val="af7"/>
+            </w:pPr>
+            <w:r>
+              <w:rPr>
+                <w:rFonts w:hint="eastAsia"/>
+              </w:rPr>
+              <w:t>全国地方公共団体コード</w:t>
+            </w:r>
+          </w:p>
+        </w:tc>
+        <w:tc>
+          <w:tcPr>
+            <w:tcW w:w="945" w:type="dxa"/>
+            <w:tcBorders>
+              <w:top w:val="single" w:sz="4" w:space="0" w:color="auto"/>
+              <w:left w:val="nil"/>
+              <w:bottom w:val="single" w:sz="4" w:space="0" w:color="auto"/>
+              <w:right w:val="single" w:sz="4" w:space="0" w:color="auto"/>
+            </w:tcBorders>
+            <w:vAlign w:val="center"/>
+          </w:tcPr>
+          <w:p>
+            <w:pPr>
+              <w:pStyle w:val="af7"/>
+              <w:jc w:val="center"/>
+            </w:pPr>
+          </w:p>
+        </w:tc>
+        <w:tc>
+          <w:tcPr>
+            <w:tcW w:w="945" w:type="dxa"/>
+            <w:tcBorders>
+              <w:top w:val="single" w:sz="4" w:space="0" w:color="auto"/>
+              <w:left w:val="nil"/>
+              <w:bottom w:val="single" w:sz="4" w:space="0" w:color="auto"/>
+              <w:right w:val="single" w:sz="4" w:space="0" w:color="auto"/>
+            </w:tcBorders>
+            <w:vAlign w:val="center"/>
+          </w:tcPr>
+          <w:p>
+            <w:pPr>
+              <w:pStyle w:val="af7"/>
+              <w:jc w:val="center"/>
+            </w:pPr>
+            <w:r>
+              <w:rPr>
+                <w:rFonts w:hint="eastAsia"/>
+              </w:rPr>
+              <w:t>●</w:t>
+            </w:r>
+          </w:p>
+        </w:tc>
+        <w:tc>
+          <w:tcPr>
+            <w:tcW w:w="945" w:type="dxa"/>
+            <w:tcBorders>
+              <w:top w:val="single" w:sz="4" w:space="0" w:color="auto"/>
+              <w:left w:val="single" w:sz="4" w:space="0" w:color="auto"/>
+              <w:bottom w:val="single" w:sz="4" w:space="0" w:color="auto"/>
+              <w:right w:val="single" w:sz="4" w:space="0" w:color="auto"/>
+            </w:tcBorders>
+            <w:vAlign w:val="center"/>
+          </w:tcPr>
+          <w:p>
+            <w:pPr>
+              <w:pStyle w:val="af7"/>
+              <w:jc w:val="center"/>
+            </w:pPr>
+          </w:p>
+        </w:tc>
+        <w:tc>
+          <w:tcPr>
+            <w:tcW w:w="3155" w:type="dxa"/>
+            <w:tcBorders>
+              <w:top w:val="single" w:sz="4" w:space="0" w:color="auto"/>
+              <w:left w:val="single" w:sz="4" w:space="0" w:color="auto"/>
+              <w:bottom w:val="single" w:sz="4" w:space="0" w:color="auto"/>
+              <w:right w:val="single" w:sz="4" w:space="0" w:color="auto"/>
+            </w:tcBorders>
+            <w:vAlign w:val="center"/>
+          </w:tcPr>
+          <w:p>
+            <w:pPr>
+              <w:pStyle w:val="af7"/>
+            </w:pPr>
+          </w:p>
+        </w:tc>
+      </w:tr>
+      <w:tr>
+        <w:trPr>
+          <w:trHeight w:val="20"/>
+        </w:trPr>
+        <w:tc>
+          <w:tcPr>
+            <w:tcW w:w="2798" w:type="dxa"/>
+            <w:tcBorders>
+              <w:top w:val="nil"/>
+              <w:left w:val="single" w:sz="4" w:space="0" w:color="auto"/>
+              <w:bottom w:val="single" w:sz="4" w:space="0" w:color="auto"/>
+              <w:right w:val="single" w:sz="4" w:space="0" w:color="auto"/>
+            </w:tcBorders>
+            <w:shd w:val="clear" w:color="000000" w:fill="E7E6E6"/>
+            <w:hideMark/>
+          </w:tcPr>
+          <w:p>
+            <w:pPr>
+              <w:pStyle w:val="af7"/>
+            </w:pPr>
+            <w:r>
+              <w:rPr>
+                <w:rFonts w:hint="eastAsia"/>
+              </w:rPr>
+              <w:t>町字</w:t>
+            </w:r>
+            <w:r>
+              <w:t>ID</w:t>
+            </w:r>
+          </w:p>
+        </w:tc>
+        <w:tc>
+          <w:tcPr>
+            <w:tcW w:w="945" w:type="dxa"/>
+            <w:tcBorders>
+              <w:top w:val="nil"/>
+              <w:left w:val="nil"/>
+              <w:bottom w:val="single" w:sz="4" w:space="0" w:color="auto"/>
+              <w:right w:val="single" w:sz="4" w:space="0" w:color="auto"/>
+            </w:tcBorders>
+          </w:tcPr>
+          <w:p>
+            <w:pPr>
+              <w:pStyle w:val="af7"/>
+              <w:jc w:val="center"/>
+            </w:pPr>
+          </w:p>
+        </w:tc>
+        <w:tc>
+          <w:tcPr>
+            <w:tcW w:w="945" w:type="dxa"/>
+            <w:tcBorders>
+              <w:top w:val="single" w:sz="4" w:space="0" w:color="auto"/>
+              <w:left w:val="nil"/>
+              <w:bottom w:val="single" w:sz="4" w:space="0" w:color="auto"/>
+              <w:right w:val="single" w:sz="4" w:space="0" w:color="auto"/>
+            </w:tcBorders>
+          </w:tcPr>
+          <w:p>
+            <w:pPr>
+              <w:pStyle w:val="af7"/>
+              <w:jc w:val="center"/>
+            </w:pPr>
+            <w:r>
+              <w:rPr>
+                <w:rFonts w:hint="eastAsia"/>
+              </w:rPr>
+              <w:t>●</w:t>
+            </w:r>
+          </w:p>
+        </w:tc>
+        <w:tc>
+          <w:tcPr>
+            <w:tcW w:w="945" w:type="dxa"/>
+            <w:tcBorders>
+              <w:top w:val="single" w:sz="4" w:space="0" w:color="auto"/>
+              <w:left w:val="single" w:sz="4" w:space="0" w:color="auto"/>
+              <w:bottom w:val="single" w:sz="4" w:space="0" w:color="auto"/>
+              <w:right w:val="single" w:sz="4" w:space="0" w:color="auto"/>
+            </w:tcBorders>
+          </w:tcPr>
+          <w:p>
+            <w:pPr>
+              <w:pStyle w:val="af7"/>
+              <w:jc w:val="center"/>
+            </w:pPr>
+          </w:p>
+        </w:tc>
+        <w:tc>
+          <w:tcPr>
+            <w:tcW w:w="3155" w:type="dxa"/>
+            <w:tcBorders>
+              <w:top w:val="single" w:sz="4" w:space="0" w:color="auto"/>
+              <w:left w:val="single" w:sz="4" w:space="0" w:color="auto"/>
+              <w:bottom w:val="single" w:sz="4" w:space="0" w:color="auto"/>
+              <w:right w:val="single" w:sz="4" w:space="0" w:color="auto"/>
+            </w:tcBorders>
+          </w:tcPr>
+          <w:p>
+            <w:pPr>
+              <w:pStyle w:val="af7"/>
+            </w:pPr>
+          </w:p>
+        </w:tc>
+      </w:tr>
+      <w:tr>
+        <w:trPr>
+          <w:trHeight w:val="20"/>
+        </w:trPr>
+        <w:tc>
+          <w:tcPr>
+            <w:tcW w:w="2798" w:type="dxa"/>
+            <w:tcBorders>
+              <w:top w:val="nil"/>
+              <w:left w:val="single" w:sz="4" w:space="0" w:color="auto"/>
+              <w:bottom w:val="single" w:sz="4" w:space="0" w:color="auto"/>
+              <w:right w:val="single" w:sz="4" w:space="0" w:color="auto"/>
+            </w:tcBorders>
+            <w:shd w:val="clear" w:color="000000" w:fill="E7E6E6"/>
+            <w:hideMark/>
+          </w:tcPr>
+          <w:p>
+            <w:pPr>
+              <w:pStyle w:val="af7"/>
+            </w:pPr>
+            <w:r>
+              <w:rPr>
+                <w:rFonts w:hint="eastAsia"/>
+              </w:rPr>
+              <w:t>都道府県</w:t>
+            </w:r>
+          </w:p>
+        </w:tc>
+        <w:tc>
+          <w:tcPr>
+            <w:tcW w:w="945" w:type="dxa"/>
+            <w:tcBorders>
+              <w:top w:val="nil"/>
+              <w:left w:val="nil"/>
+              <w:bottom w:val="single" w:sz="4" w:space="0" w:color="auto"/>
+              <w:right w:val="single" w:sz="4" w:space="0" w:color="auto"/>
+            </w:tcBorders>
+          </w:tcPr>
+          <w:p>
+            <w:pPr>
+              <w:pStyle w:val="af7"/>
+              <w:jc w:val="center"/>
+            </w:pPr>
+          </w:p>
+        </w:tc>
+        <w:tc>
+          <w:tcPr>
+            <w:tcW w:w="945" w:type="dxa"/>
+            <w:tcBorders>
+              <w:top w:val="single" w:sz="4" w:space="0" w:color="auto"/>
+              <w:left w:val="nil"/>
+              <w:bottom w:val="single" w:sz="4" w:space="0" w:color="auto"/>
+              <w:right w:val="single" w:sz="4" w:space="0" w:color="auto"/>
+            </w:tcBorders>
+          </w:tcPr>
+          <w:p>
+            <w:pPr>
+              <w:pStyle w:val="af7"/>
+              <w:jc w:val="center"/>
+            </w:pPr>
+          </w:p>
+        </w:tc>
+        <w:tc>
+          <w:tcPr>
+            <w:tcW w:w="945" w:type="dxa"/>
+            <w:tcBorders>
+              <w:top w:val="single" w:sz="4" w:space="0" w:color="auto"/>
+              <w:left w:val="single" w:sz="4" w:space="0" w:color="auto"/>
+              <w:bottom w:val="single" w:sz="4" w:space="0" w:color="auto"/>
+              <w:right w:val="single" w:sz="4" w:space="0" w:color="auto"/>
+            </w:tcBorders>
+          </w:tcPr>
+          <w:p>
+            <w:pPr>
+              <w:pStyle w:val="af7"/>
+              <w:jc w:val="center"/>
+            </w:pPr>
+            <w:r>
+              <w:rPr>
+                <w:rFonts w:hint="eastAsia"/>
+              </w:rPr>
+              <w:t>●</w:t>
+            </w:r>
+          </w:p>
+        </w:tc>
+        <w:tc>
+          <w:tcPr>
+            <w:tcW w:w="3155" w:type="dxa"/>
+            <w:tcBorders>
+              <w:top w:val="single" w:sz="4" w:space="0" w:color="auto"/>
+              <w:left w:val="single" w:sz="4" w:space="0" w:color="auto"/>
+              <w:bottom w:val="single" w:sz="4" w:space="0" w:color="auto"/>
+              <w:right w:val="single" w:sz="4" w:space="0" w:color="auto"/>
+            </w:tcBorders>
+          </w:tcPr>
+          <w:p>
+            <w:pPr>
+              <w:pStyle w:val="af7"/>
+            </w:pPr>
+          </w:p>
+        </w:tc>
+      </w:tr>
+      <w:tr>
+        <w:trPr>
+          <w:trHeight w:val="20"/>
+        </w:trPr>
+        <w:tc>
+          <w:tcPr>
+            <w:tcW w:w="2798" w:type="dxa"/>
+            <w:tcBorders>
+              <w:top w:val="nil"/>
+              <w:left w:val="single" w:sz="4" w:space="0" w:color="auto"/>
+              <w:bottom w:val="single" w:sz="4" w:space="0" w:color="auto"/>
+              <w:right w:val="single" w:sz="4" w:space="0" w:color="auto"/>
+            </w:tcBorders>
+            <w:shd w:val="clear" w:color="000000" w:fill="E7E6E6"/>
+            <w:hideMark/>
+          </w:tcPr>
+          <w:p>
+            <w:pPr>
+              <w:pStyle w:val="af7"/>
+            </w:pPr>
+            <w:r>
+              <w:rPr>
+                <w:rFonts w:hint="eastAsia"/>
+              </w:rPr>
+              <w:t>市区町村</w:t>
+            </w:r>
+            <w:r>
+              <w:t>(郡)</w:t>
+            </w:r>
+          </w:p>
+        </w:tc>
+        <w:tc>
+          <w:tcPr>
+            <w:tcW w:w="945" w:type="dxa"/>
+            <w:tcBorders>
+              <w:top w:val="nil"/>
+              <w:left w:val="nil"/>
+              <w:bottom w:val="single" w:sz="4" w:space="0" w:color="auto"/>
+              <w:right w:val="single" w:sz="4" w:space="0" w:color="auto"/>
+            </w:tcBorders>
+          </w:tcPr>
+          <w:p>
+            <w:pPr>
+              <w:pStyle w:val="af7"/>
+              <w:jc w:val="center"/>
+            </w:pPr>
+          </w:p>
+        </w:tc>
+        <w:tc>
+          <w:tcPr>
+            <w:tcW w:w="945" w:type="dxa"/>
+            <w:tcBorders>
+              <w:top w:val="single" w:sz="4" w:space="0" w:color="auto"/>
+              <w:left w:val="nil"/>
+              <w:bottom w:val="single" w:sz="4" w:space="0" w:color="auto"/>
+              <w:right w:val="single" w:sz="4" w:space="0" w:color="auto"/>
+            </w:tcBorders>
+          </w:tcPr>
+          <w:p>
+            <w:pPr>
+              <w:pStyle w:val="af7"/>
+              <w:jc w:val="center"/>
+            </w:pPr>
+          </w:p>
+        </w:tc>
+        <w:tc>
+          <w:tcPr>
+            <w:tcW w:w="945" w:type="dxa"/>
+            <w:tcBorders>
+              <w:top w:val="single" w:sz="4" w:space="0" w:color="auto"/>
+              <w:left w:val="single" w:sz="4" w:space="0" w:color="auto"/>
+              <w:bottom w:val="single" w:sz="4" w:space="0" w:color="auto"/>
+              <w:right w:val="single" w:sz="4" w:space="0" w:color="auto"/>
+            </w:tcBorders>
+          </w:tcPr>
+          <w:p>
+            <w:pPr>
+              <w:pStyle w:val="af7"/>
+              <w:jc w:val="center"/>
+            </w:pPr>
+            <w:r>
+              <w:rPr>
+                <w:rFonts w:hint="eastAsia"/>
+              </w:rPr>
+              <w:t>●</w:t>
+            </w:r>
+          </w:p>
+        </w:tc>
+        <w:tc>
+          <w:tcPr>
+            <w:tcW w:w="3155" w:type="dxa"/>
+            <w:tcBorders>
+              <w:top w:val="single" w:sz="4" w:space="0" w:color="auto"/>
+              <w:left w:val="single" w:sz="4" w:space="0" w:color="auto"/>
+              <w:bottom w:val="single" w:sz="4" w:space="0" w:color="auto"/>
+              <w:right w:val="single" w:sz="4" w:space="0" w:color="auto"/>
+            </w:tcBorders>
+          </w:tcPr>
+          <w:p>
+            <w:pPr>
+              <w:pStyle w:val="af7"/>
+            </w:pPr>
+          </w:p>
+        </w:tc>
+      </w:tr>
+      <w:tr>
+        <w:trPr>
+          <w:trHeight w:val="20"/>
+        </w:trPr>
+        <w:tc>
+          <w:tcPr>
+            <w:tcW w:w="2798" w:type="dxa"/>
+            <w:tcBorders>
+              <w:top w:val="nil"/>
+              <w:left w:val="single" w:sz="4" w:space="0" w:color="auto"/>
+              <w:bottom w:val="single" w:sz="4" w:space="0" w:color="auto"/>
+              <w:right w:val="single" w:sz="4" w:space="0" w:color="auto"/>
+            </w:tcBorders>
+            <w:shd w:val="clear" w:color="000000" w:fill="E7E6E6"/>
+            <w:hideMark/>
+          </w:tcPr>
+          <w:p>
+            <w:pPr>
+              <w:pStyle w:val="af7"/>
+            </w:pPr>
+            <w:r>
+              <w:rPr>
+                <w:rFonts w:hint="eastAsia"/>
+              </w:rPr>
+              <w:t>町字</w:t>
+            </w:r>
+          </w:p>
+        </w:tc>
+        <w:tc>
+          <w:tcPr>
+            <w:tcW w:w="945" w:type="dxa"/>
+            <w:tcBorders>
+              <w:top w:val="nil"/>
+              <w:left w:val="nil"/>
+              <w:bottom w:val="single" w:sz="4" w:space="0" w:color="auto"/>
+              <w:right w:val="single" w:sz="4" w:space="0" w:color="auto"/>
+            </w:tcBorders>
+          </w:tcPr>
+          <w:p>
+            <w:pPr>
+              <w:pStyle w:val="af7"/>
+              <w:jc w:val="center"/>
+            </w:pPr>
+          </w:p>
+        </w:tc>
+        <w:tc>
+          <w:tcPr>
+            <w:tcW w:w="945" w:type="dxa"/>
+            <w:tcBorders>
+              <w:top w:val="single" w:sz="4" w:space="0" w:color="auto"/>
+              <w:left w:val="nil"/>
+              <w:bottom w:val="single" w:sz="4" w:space="0" w:color="auto"/>
+              <w:right w:val="single" w:sz="4" w:space="0" w:color="auto"/>
+            </w:tcBorders>
+          </w:tcPr>
+          <w:p>
+            <w:pPr>
+              <w:pStyle w:val="af7"/>
+              <w:jc w:val="center"/>
+            </w:pPr>
+          </w:p>
+        </w:tc>
+        <w:tc>
+          <w:tcPr>
+            <w:tcW w:w="945" w:type="dxa"/>
+            <w:tcBorders>
+              <w:top w:val="single" w:sz="4" w:space="0" w:color="auto"/>
+              <w:left w:val="single" w:sz="4" w:space="0" w:color="auto"/>
+              <w:bottom w:val="single" w:sz="4" w:space="0" w:color="auto"/>
+              <w:right w:val="single" w:sz="4" w:space="0" w:color="auto"/>
+            </w:tcBorders>
+          </w:tcPr>
+          <w:p>
+            <w:pPr>
+              <w:pStyle w:val="af7"/>
+              <w:jc w:val="center"/>
+            </w:pPr>
+            <w:r>
+              <w:rPr>
+                <w:rFonts w:hint="eastAsia"/>
+              </w:rPr>
+              <w:t>●</w:t>
+            </w:r>
+          </w:p>
+        </w:tc>
+        <w:tc>
+          <w:tcPr>
+            <w:tcW w:w="3155" w:type="dxa"/>
+            <w:tcBorders>
+              <w:top w:val="single" w:sz="4" w:space="0" w:color="auto"/>
+              <w:left w:val="single" w:sz="4" w:space="0" w:color="auto"/>
+              <w:bottom w:val="single" w:sz="4" w:space="0" w:color="auto"/>
+              <w:right w:val="single" w:sz="4" w:space="0" w:color="auto"/>
+            </w:tcBorders>
+          </w:tcPr>
+          <w:p>
+            <w:pPr>
+              <w:pStyle w:val="af7"/>
+            </w:pPr>
+          </w:p>
+        </w:tc>
+      </w:tr>
+      <w:tr>
+        <w:trPr>
+          <w:trHeight w:val="20"/>
+        </w:trPr>
+        <w:tc>
+          <w:tcPr>
+            <w:tcW w:w="2798" w:type="dxa"/>
+            <w:tcBorders>
+              <w:top w:val="nil"/>
+              <w:left w:val="single" w:sz="4" w:space="0" w:color="auto"/>
+              <w:bottom w:val="single" w:sz="4" w:space="0" w:color="auto"/>
+              <w:right w:val="single" w:sz="4" w:space="0" w:color="auto"/>
+            </w:tcBorders>
+            <w:shd w:val="clear" w:color="000000" w:fill="E7E6E6"/>
+            <w:hideMark/>
+          </w:tcPr>
+          <w:p>
+            <w:pPr>
+              <w:pStyle w:val="af7"/>
+            </w:pPr>
+            <w:r>
+              <w:rPr>
+                <w:rFonts w:hint="eastAsia"/>
+              </w:rPr>
+              <w:t>番地以下</w:t>
+            </w:r>
+          </w:p>
+        </w:tc>
+        <w:tc>
+          <w:tcPr>
+            <w:tcW w:w="945" w:type="dxa"/>
+            <w:tcBorders>
+              <w:top w:val="nil"/>
+              <w:left w:val="nil"/>
+              <w:bottom w:val="single" w:sz="4" w:space="0" w:color="auto"/>
+              <w:right w:val="single" w:sz="4" w:space="0" w:color="auto"/>
+            </w:tcBorders>
+          </w:tcPr>
+          <w:p>
+            <w:pPr>
+              <w:pStyle w:val="af7"/>
+              <w:jc w:val="center"/>
+            </w:pPr>
+          </w:p>
+        </w:tc>
+        <w:tc>
+          <w:tcPr>
+            <w:tcW w:w="945" w:type="dxa"/>
+            <w:tcBorders>
+              <w:top w:val="single" w:sz="4" w:space="0" w:color="auto"/>
+              <w:left w:val="nil"/>
+              <w:bottom w:val="single" w:sz="4" w:space="0" w:color="auto"/>
+              <w:right w:val="single" w:sz="4" w:space="0" w:color="auto"/>
+            </w:tcBorders>
+          </w:tcPr>
+          <w:p>
+            <w:pPr>
+              <w:pStyle w:val="af7"/>
+              <w:jc w:val="center"/>
+            </w:pPr>
+          </w:p>
+        </w:tc>
+        <w:tc>
+          <w:tcPr>
+            <w:tcW w:w="945" w:type="dxa"/>
+            <w:tcBorders>
+              <w:top w:val="single" w:sz="4" w:space="0" w:color="auto"/>
+              <w:left w:val="single" w:sz="4" w:space="0" w:color="auto"/>
+              <w:bottom w:val="single" w:sz="4" w:space="0" w:color="auto"/>
+              <w:right w:val="single" w:sz="4" w:space="0" w:color="auto"/>
+            </w:tcBorders>
+          </w:tcPr>
+          <w:p>
+            <w:pPr>
+              <w:pStyle w:val="af7"/>
+              <w:jc w:val="center"/>
+            </w:pPr>
+            <w:r>
+              <w:rPr>
+                <w:rFonts w:hint="eastAsia"/>
+              </w:rPr>
+              <w:t>●</w:t>
+            </w:r>
+          </w:p>
+        </w:tc>
+        <w:tc>
+          <w:tcPr>
+            <w:tcW w:w="3155" w:type="dxa"/>
+            <w:tcBorders>
+              <w:top w:val="single" w:sz="4" w:space="0" w:color="auto"/>
+              <w:left w:val="single" w:sz="4" w:space="0" w:color="auto"/>
+              <w:bottom w:val="single" w:sz="4" w:space="0" w:color="auto"/>
+              <w:right w:val="single" w:sz="4" w:space="0" w:color="auto"/>
+            </w:tcBorders>
+          </w:tcPr>
+          <w:p>
+            <w:pPr>
+              <w:pStyle w:val="af7"/>
+            </w:pPr>
+          </w:p>
+        </w:tc>
+      </w:tr>
+      <w:tr>
+        <w:trPr>
+          <w:trHeight w:val="20"/>
+        </w:trPr>
+        <w:tc>
+          <w:tcPr>
+            <w:tcW w:w="2798" w:type="dxa"/>
+            <w:tcBorders>
+              <w:top w:val="nil"/>
+              <w:left w:val="single" w:sz="4" w:space="0" w:color="auto"/>
+              <w:bottom w:val="single" w:sz="4" w:space="0" w:color="auto"/>
+              <w:right w:val="single" w:sz="4" w:space="0" w:color="auto"/>
+            </w:tcBorders>
+            <w:shd w:val="clear" w:color="000000" w:fill="E7E6E6"/>
+            <w:hideMark/>
+          </w:tcPr>
+          <w:p>
+            <w:pPr>
+              <w:pStyle w:val="af7"/>
+            </w:pPr>
+            <w:r>
+              <w:rPr>
+                <w:rFonts w:hint="eastAsia"/>
+              </w:rPr>
+              <w:t>建物名等</w:t>
+            </w:r>
+            <w:r>
+              <w:t>(方書)</w:t>
+            </w:r>
+          </w:p>
+        </w:tc>
+        <w:tc>
+          <w:tcPr>
+            <w:tcW w:w="945" w:type="dxa"/>
+            <w:tcBorders>
+              <w:top w:val="nil"/>
+              <w:left w:val="nil"/>
+              <w:bottom w:val="single" w:sz="4" w:space="0" w:color="auto"/>
+              <w:right w:val="single" w:sz="4" w:space="0" w:color="auto"/>
+            </w:tcBorders>
+          </w:tcPr>
+          <w:p>
+            <w:pPr>
+              <w:pStyle w:val="af7"/>
+              <w:jc w:val="center"/>
+            </w:pPr>
+          </w:p>
+        </w:tc>
+        <w:tc>
+          <w:tcPr>
+            <w:tcW w:w="945" w:type="dxa"/>
+            <w:tcBorders>
+              <w:top w:val="single" w:sz="4" w:space="0" w:color="auto"/>
+              <w:left w:val="nil"/>
+              <w:bottom w:val="single" w:sz="4" w:space="0" w:color="auto"/>
+              <w:right w:val="single" w:sz="4" w:space="0" w:color="auto"/>
+            </w:tcBorders>
+          </w:tcPr>
+          <w:p>
+            <w:pPr>
+              <w:pStyle w:val="af7"/>
+              <w:jc w:val="center"/>
+            </w:pPr>
+          </w:p>
+        </w:tc>
+        <w:tc>
+          <w:tcPr>
+            <w:tcW w:w="945" w:type="dxa"/>
+            <w:tcBorders>
+              <w:top w:val="single" w:sz="4" w:space="0" w:color="auto"/>
+              <w:left w:val="single" w:sz="4" w:space="0" w:color="auto"/>
+              <w:bottom w:val="single" w:sz="4" w:space="0" w:color="auto"/>
+              <w:right w:val="single" w:sz="4" w:space="0" w:color="auto"/>
+            </w:tcBorders>
+          </w:tcPr>
+          <w:p>
+            <w:pPr>
+              <w:pStyle w:val="af7"/>
+              <w:jc w:val="center"/>
+            </w:pPr>
+            <w:r>
+              <w:rPr>
+                <w:rFonts w:hint="eastAsia"/>
+              </w:rPr>
+              <w:t>●</w:t>
+            </w:r>
+          </w:p>
+        </w:tc>
+        <w:tc>
+          <w:tcPr>
+            <w:tcW w:w="3155" w:type="dxa"/>
+            <w:tcBorders>
+              <w:top w:val="single" w:sz="4" w:space="0" w:color="auto"/>
+              <w:left w:val="single" w:sz="4" w:space="0" w:color="auto"/>
+              <w:bottom w:val="single" w:sz="4" w:space="0" w:color="auto"/>
+              <w:right w:val="single" w:sz="4" w:space="0" w:color="auto"/>
+            </w:tcBorders>
+          </w:tcPr>
+          <w:p>
+            <w:pPr>
+              <w:pStyle w:val="af7"/>
+            </w:pPr>
+          </w:p>
+        </w:tc>
+      </w:tr>
+      <w:tr>
+        <w:trPr>
+          <w:trHeight w:val="20"/>
+        </w:trPr>
+        <w:tc>
+          <w:tcPr>
+            <w:tcW w:w="2798" w:type="dxa"/>
+            <w:tcBorders>
+              <w:top w:val="nil"/>
+              <w:left w:val="single" w:sz="4" w:space="0" w:color="auto"/>
+              <w:bottom w:val="single" w:sz="4" w:space="0" w:color="auto"/>
+              <w:right w:val="single" w:sz="4" w:space="0" w:color="auto"/>
+            </w:tcBorders>
+            <w:shd w:val="clear" w:color="000000" w:fill="E7E6E6"/>
+            <w:hideMark/>
+          </w:tcPr>
+          <w:p>
+            <w:pPr>
+              <w:pStyle w:val="af7"/>
+            </w:pPr>
+            <w:r>
+              <w:rPr>
+                <w:rFonts w:hint="eastAsia"/>
+              </w:rPr>
+              <w:t>連結表記</w:t>
+            </w:r>
+          </w:p>
+        </w:tc>
+        <w:tc>
+          <w:tcPr>
+            <w:tcW w:w="945" w:type="dxa"/>
+            <w:tcBorders>
+              <w:top w:val="nil"/>
+              <w:left w:val="nil"/>
+              <w:bottom w:val="single" w:sz="4" w:space="0" w:color="auto"/>
+              <w:right w:val="single" w:sz="4" w:space="0" w:color="auto"/>
+            </w:tcBorders>
+            <w:hideMark/>
+          </w:tcPr>
+          <w:p>
+            <w:pPr>
+              <w:pStyle w:val="af7"/>
+              <w:jc w:val="center"/>
+            </w:pPr>
+            <w:r>
+              <w:rPr>
+                <w:rFonts w:hint="eastAsia"/>
+              </w:rPr>
+              <w:t>●</w:t>
+            </w:r>
+          </w:p>
+        </w:tc>
+        <w:tc>
+          <w:tcPr>
+            <w:tcW w:w="945" w:type="dxa"/>
+            <w:tcBorders>
+              <w:top w:val="single" w:sz="4" w:space="0" w:color="auto"/>
+              <w:left w:val="nil"/>
+              <w:bottom w:val="single" w:sz="4" w:space="0" w:color="auto"/>
+              <w:right w:val="single" w:sz="4" w:space="0" w:color="auto"/>
+            </w:tcBorders>
+          </w:tcPr>
+          <w:p>
+            <w:pPr>
+              <w:pStyle w:val="af7"/>
+              <w:jc w:val="center"/>
+            </w:pPr>
+          </w:p>
+        </w:tc>
+        <w:tc>
+          <w:tcPr>
+            <w:tcW w:w="945" w:type="dxa"/>
+            <w:tcBorders>
+              <w:top w:val="single" w:sz="4" w:space="0" w:color="auto"/>
+              <w:left w:val="single" w:sz="4" w:space="0" w:color="auto"/>
+              <w:bottom w:val="single" w:sz="4" w:space="0" w:color="auto"/>
+              <w:right w:val="single" w:sz="4" w:space="0" w:color="auto"/>
+            </w:tcBorders>
+          </w:tcPr>
+          <w:p>
+            <w:pPr>
+              <w:pStyle w:val="af7"/>
+              <w:jc w:val="center"/>
+            </w:pPr>
+          </w:p>
+        </w:tc>
+        <w:tc>
+          <w:tcPr>
+            <w:tcW w:w="3155" w:type="dxa"/>
+            <w:tcBorders>
+              <w:top w:val="single" w:sz="4" w:space="0" w:color="auto"/>
+              <w:left w:val="single" w:sz="4" w:space="0" w:color="auto"/>
+              <w:bottom w:val="single" w:sz="4" w:space="0" w:color="auto"/>
+              <w:right w:val="single" w:sz="4" w:space="0" w:color="auto"/>
+            </w:tcBorders>
+          </w:tcPr>
+          <w:p>
+            <w:pPr>
+              <w:pStyle w:val="af7"/>
+            </w:pPr>
+          </w:p>
+        </w:tc>
+      </w:tr>
+      <w:tr>
+        <w:trPr>
+          <w:trHeight w:val="20"/>
+        </w:trPr>
+        <w:tc>
+          <w:tcPr>
+            <w:tcW w:w="2798" w:type="dxa"/>
+            <w:tcBorders>
+              <w:top w:val="nil"/>
+              <w:left w:val="single" w:sz="4" w:space="0" w:color="auto"/>
+              <w:bottom w:val="single" w:sz="4" w:space="0" w:color="auto"/>
+              <w:right w:val="single" w:sz="4" w:space="0" w:color="auto"/>
+            </w:tcBorders>
+            <w:shd w:val="clear" w:color="000000" w:fill="E7E6E6"/>
+          </w:tcPr>
+          <w:p>
+            <w:pPr>
+              <w:pStyle w:val="af7"/>
+            </w:pPr>
+            <w:r>
+              <w:rPr>
+                <w:rFonts w:hint="eastAsia"/>
+              </w:rPr>
+              <w:t>位置</w:t>
+            </w:r>
+            <w:r>
+              <w:rPr>
+                <w:rFonts w:hint="eastAsia"/>
+              </w:rPr>
+              <w:t>情報</w:t>
+            </w:r>
+          </w:p>
+        </w:tc>
+        <w:tc>
+          <w:tcPr>
+            <w:tcW w:w="945" w:type="dxa"/>
+            <w:tcBorders>
+              <w:top w:val="nil"/>
+              <w:left w:val="nil"/>
+              <w:bottom w:val="single" w:sz="4" w:space="0" w:color="auto"/>
+              <w:right w:val="single" w:sz="4" w:space="0" w:color="auto"/>
+            </w:tcBorders>
+          </w:tcPr>
+          <w:p>
+            <w:pPr>
+              <w:pStyle w:val="af7"/>
+              <w:jc w:val="center"/>
+            </w:pPr>
+            <w:r>
+              <w:rPr>
+                <w:rFonts w:hint="eastAsia"/>
+              </w:rPr>
+              <w:t>●</w:t>
+            </w:r>
+          </w:p>
+        </w:tc>
+        <w:tc>
+          <w:tcPr>
+            <w:tcW w:w="945" w:type="dxa"/>
+            <w:tcBorders>
+              <w:top w:val="single" w:sz="4" w:space="0" w:color="auto"/>
+              <w:left w:val="nil"/>
+              <w:bottom w:val="single" w:sz="4" w:space="0" w:color="auto"/>
+              <w:right w:val="single" w:sz="4" w:space="0" w:color="auto"/>
+            </w:tcBorders>
+          </w:tcPr>
+          <w:p>
+            <w:pPr>
+              <w:pStyle w:val="af7"/>
+              <w:jc w:val="center"/>
+            </w:pPr>
+          </w:p>
+        </w:tc>
+        <w:tc>
+          <w:tcPr>
+            <w:tcW w:w="945" w:type="dxa"/>
+            <w:tcBorders>
+              <w:top w:val="single" w:sz="4" w:space="0" w:color="auto"/>
+              <w:left w:val="single" w:sz="4" w:space="0" w:color="auto"/>
+              <w:bottom w:val="single" w:sz="4" w:space="0" w:color="auto"/>
+              <w:right w:val="single" w:sz="4" w:space="0" w:color="auto"/>
+            </w:tcBorders>
+          </w:tcPr>
+          <w:p>
+            <w:pPr>
+              <w:pStyle w:val="af7"/>
+              <w:jc w:val="center"/>
+            </w:pPr>
+          </w:p>
+        </w:tc>
+        <w:tc>
+          <w:tcPr>
+            <w:tcW w:w="3155" w:type="dxa"/>
+            <w:tcBorders>
+              <w:top w:val="single" w:sz="4" w:space="0" w:color="auto"/>
+              <w:left w:val="single" w:sz="4" w:space="0" w:color="auto"/>
+              <w:bottom w:val="single" w:sz="4" w:space="0" w:color="auto"/>
+              <w:right w:val="single" w:sz="4" w:space="0" w:color="auto"/>
+            </w:tcBorders>
+          </w:tcPr>
+          <w:p>
+            <w:pPr>
+              <w:pStyle w:val="af7"/>
+            </w:pPr>
+            <w:r>
+              <w:rPr>
+                <w:rFonts w:hint="eastAsia"/>
+              </w:rPr>
+              <w:t>緯度経度、</w:t>
+            </w:r>
+            <w:r>
+              <w:rPr>
+                <w:rFonts w:hint="eastAsia"/>
+              </w:rPr>
+              <w:t>（</w:t>
+            </w:r>
+            <w:r>
+              <w:rPr>
+                <w:rFonts w:hint="eastAsia"/>
+              </w:rPr>
+              <w:t>座標参照系</w:t>
+            </w:r>
+            <w:r>
+              <w:rPr>
+                <w:rFonts w:hint="eastAsia"/>
+              </w:rPr>
+              <w:t>or</w:t>
+            </w:r>
+            <w:r>
+              <w:rPr>
+                <w:rFonts w:hint="eastAsia"/>
+              </w:rPr>
+              <w:t>座標参照系コード</w:t>
+            </w:r>
+            <w:r>
+              <w:rPr>
+                <w:rFonts w:hint="eastAsia"/>
+              </w:rPr>
+              <w:t>）</w:t>
+            </w:r>
+          </w:p>
+        </w:tc>
+      </w:tr>
+    </w:tbl>
+    <w:p/>
+    <w:p/>
     <w:p>
       <w:pPr>
         <w:pStyle w:val="1"/>
@@ -6375,7 +7555,7 @@
                 <w:sz w:val="18"/>
                 <w:szCs w:val="18"/>
               </w:rPr>
-              <w:t>5</w:t>
+              <w:t>6</w:t>
             </w:r>
             <w:r>
               <w:rPr>
@@ -6391,7 +7571,7 @@
                 <w:sz w:val="18"/>
                 <w:szCs w:val="18"/>
               </w:rPr>
-              <w:t>25</w:t>
+              <w:t>17</w:t>
             </w:r>
             <w:r>
               <w:rPr>
@@ -6421,7 +7601,24 @@
                 <w:sz w:val="18"/>
                 <w:szCs w:val="18"/>
               </w:rPr>
-              <w:t>全体</w:t>
+              <w:t>1.</w:t>
+            </w:r>
+          </w:p>
+          <w:p>
+            <w:pPr>
+              <w:ind w:leftChars="0" w:left="0" w:firstLine="0"/>
+              <w:rPr>
+                <w:sz w:val="18"/>
+                <w:szCs w:val="18"/>
+              </w:rPr>
+            </w:pPr>
+            <w:r>
+              <w:rPr>
+                <w:rFonts w:hint="eastAsia"/>
+                <w:sz w:val="18"/>
+                <w:szCs w:val="18"/>
+              </w:rPr>
+              <w:t>1.4</w:t>
             </w:r>
           </w:p>
         </w:tc>
@@ -6444,15 +7641,57 @@
                 <w:sz w:val="18"/>
                 <w:szCs w:val="18"/>
               </w:rPr>
-              <w:t>データ項目を基礎項目と拡張項目として再定義</w:t>
-            </w:r>
-            <w:r>
+              <w:t>1.</w:t>
+            </w:r>
+            <w:r>
+              <w:rPr>
+                <w:rFonts w:asciiTheme="minorEastAsia" w:eastAsiaTheme="minorEastAsia" w:hAnsiTheme="minorEastAsia" w:hint="eastAsia"/>
+                <w:sz w:val="18"/>
+                <w:szCs w:val="18"/>
+              </w:rPr>
+              <w:t>ジオコーダーの</w:t>
+            </w:r>
+            <w:r>
+              <w:rPr>
+                <w:rFonts w:asciiTheme="minorEastAsia" w:eastAsiaTheme="minorEastAsia" w:hAnsiTheme="minorEastAsia" w:hint="eastAsia"/>
+                <w:sz w:val="18"/>
+                <w:szCs w:val="18"/>
+              </w:rPr>
+              <w:t>記載</w:t>
+            </w:r>
+            <w:r>
+              <w:rPr>
+                <w:rFonts w:asciiTheme="minorEastAsia" w:eastAsiaTheme="minorEastAsia" w:hAnsiTheme="minorEastAsia" w:hint="eastAsia"/>
+                <w:sz w:val="18"/>
+                <w:szCs w:val="18"/>
+              </w:rPr>
+              <w:t>事項</w:t>
+            </w:r>
+            <w:r>
+              <w:rPr>
+                <w:rFonts w:asciiTheme="minorEastAsia" w:eastAsiaTheme="minorEastAsia" w:hAnsiTheme="minorEastAsia" w:hint="eastAsia"/>
+                <w:sz w:val="18"/>
+                <w:szCs w:val="18"/>
+              </w:rPr>
+              <w:t>を変更</w:t>
+            </w:r>
+          </w:p>
+          <w:p>
+            <w:pPr>
+              <w:ind w:leftChars="0" w:left="0" w:firstLine="0"/>
               <w:rPr>
                 <w:rFonts w:asciiTheme="minorEastAsia" w:eastAsiaTheme="minorEastAsia" w:hAnsiTheme="minorEastAsia"/>
                 <w:sz w:val="18"/>
                 <w:szCs w:val="18"/>
               </w:rPr>
-              <w:br/>
+            </w:pPr>
+            <w:r>
+              <w:rPr>
+                <w:rFonts w:asciiTheme="minorEastAsia" w:eastAsiaTheme="minorEastAsia" w:hAnsiTheme="minorEastAsia"/>
+                <w:sz w:val="18"/>
+                <w:szCs w:val="18"/>
+              </w:rPr>
+              <w:t>1.4 座標情報を用いた位置情報中心のデータ構成</w:t>
             </w:r>
             <w:r>
               <w:rPr>
@@ -6460,15 +7699,77 @@
                 <w:sz w:val="18"/>
                 <w:szCs w:val="18"/>
               </w:rPr>
-              <w:t>必須項目のパターン化を追加</w:t>
-            </w:r>
-            <w:r>
+              <w:t>を追加</w:t>
+            </w:r>
+          </w:p>
+        </w:tc>
+      </w:tr>
+      <w:tr>
+        <w:tc>
+          <w:tcPr>
+            <w:tcW w:w="1762" w:type="dxa"/>
+          </w:tcPr>
+          <w:p>
+            <w:pPr>
+              <w:ind w:leftChars="0" w:left="0" w:firstLine="0"/>
+              <w:jc w:val="center"/>
+              <w:rPr>
+                <w:sz w:val="18"/>
+                <w:szCs w:val="18"/>
+              </w:rPr>
+            </w:pPr>
+            <w:r>
+              <w:rPr>
+                <w:rFonts w:hint="eastAsia"/>
+                <w:sz w:val="18"/>
+                <w:szCs w:val="18"/>
+              </w:rPr>
+              <w:t>2025年3月25日</w:t>
+            </w:r>
+          </w:p>
+        </w:tc>
+        <w:tc>
+          <w:tcPr>
+            <w:tcW w:w="1984" w:type="dxa"/>
+          </w:tcPr>
+          <w:p>
+            <w:pPr>
+              <w:ind w:leftChars="0" w:left="0" w:firstLine="0"/>
+              <w:rPr>
+                <w:sz w:val="18"/>
+                <w:szCs w:val="18"/>
+              </w:rPr>
+            </w:pPr>
+            <w:r>
+              <w:rPr>
+                <w:rFonts w:hint="eastAsia"/>
+                <w:sz w:val="18"/>
+                <w:szCs w:val="18"/>
+              </w:rPr>
+              <w:t>全体</w:t>
+            </w:r>
+          </w:p>
+        </w:tc>
+        <w:tc>
+          <w:tcPr>
+            <w:tcW w:w="4910" w:type="dxa"/>
+          </w:tcPr>
+          <w:p>
+            <w:pPr>
+              <w:ind w:leftChars="0" w:left="0" w:firstLine="0"/>
               <w:rPr>
                 <w:rFonts w:asciiTheme="minorEastAsia" w:eastAsiaTheme="minorEastAsia" w:hAnsiTheme="minorEastAsia"/>
                 <w:sz w:val="18"/>
                 <w:szCs w:val="18"/>
               </w:rPr>
-              <w:br/>
+            </w:pPr>
+            <w:r>
+              <w:rPr>
+                <w:rFonts w:asciiTheme="minorEastAsia" w:eastAsiaTheme="minorEastAsia" w:hAnsiTheme="minorEastAsia" w:hint="eastAsia"/>
+                <w:sz w:val="18"/>
+                <w:szCs w:val="18"/>
+              </w:rPr>
+              <w:t>データ項目を基礎項目と拡張項目として再定義</w:t>
             </w:r>
             <w:r>
               <w:rPr>
@@ -6476,7 +7777,7 @@
                 <w:sz w:val="18"/>
                 <w:szCs w:val="18"/>
               </w:rPr>
-              <w:t>住所文字列の分解</w:t>
+              <w:br/>
             </w:r>
             <w:r>
               <w:rPr>
@@ -6484,6 +7785,30 @@
                 <w:sz w:val="18"/>
                 <w:szCs w:val="18"/>
               </w:rPr>
+              <w:t>必須項目のパターン化を追加</w:t>
+            </w:r>
+            <w:r>
+              <w:rPr>
+                <w:rFonts w:asciiTheme="minorEastAsia" w:eastAsiaTheme="minorEastAsia" w:hAnsiTheme="minorEastAsia"/>
+                <w:sz w:val="18"/>
+                <w:szCs w:val="18"/>
+              </w:rPr>
+              <w:br/>
+            </w:r>
+            <w:r>
+              <w:rPr>
+                <w:rFonts w:asciiTheme="minorEastAsia" w:eastAsiaTheme="minorEastAsia" w:hAnsiTheme="minorEastAsia"/>
+                <w:sz w:val="18"/>
+                <w:szCs w:val="18"/>
+              </w:rPr>
+              <w:t>住所文字列の分解</w:t>
+            </w:r>
+            <w:r>
+              <w:rPr>
+                <w:rFonts w:asciiTheme="minorEastAsia" w:eastAsiaTheme="minorEastAsia" w:hAnsiTheme="minorEastAsia" w:hint="eastAsia"/>
+                <w:sz w:val="18"/>
+                <w:szCs w:val="18"/>
+              </w:rPr>
               <w:t>と連結表記の変更</w:t>
             </w:r>
           </w:p>
@@ -6576,53 +7901,61 @@
                 <w:sz w:val="18"/>
                 <w:szCs w:val="18"/>
               </w:rPr>
-              <w:t>表</w:t>
-            </w:r>
-            <w:r>
-              <w:rPr>
-                <w:rFonts w:hint="eastAsia"/>
+              <w:t>表1住所データモデルの項目一覧</w:t>
+            </w:r>
+          </w:p>
+        </w:tc>
+        <w:tc>
+          <w:tcPr>
+            <w:tcW w:w="4910" w:type="dxa"/>
+          </w:tcPr>
+          <w:p>
+            <w:pPr>
+              <w:ind w:leftChars="0" w:left="0" w:firstLine="0"/>
+              <w:rPr>
                 <w:sz w:val="18"/>
                 <w:szCs w:val="18"/>
               </w:rPr>
-              <w:t>1住所データモデルの項目一覧</w:t>
-            </w:r>
-          </w:p>
-        </w:tc>
-        <w:tc>
-          <w:tcPr>
-            <w:tcW w:w="4910" w:type="dxa"/>
-          </w:tcPr>
-          <w:p>
-            <w:pPr>
-              <w:ind w:leftChars="0" w:left="0" w:firstLine="0"/>
-              <w:rPr>
+            </w:pPr>
+            <w:r>
+              <w:rPr>
+                <w:rFonts w:hint="eastAsia"/>
                 <w:sz w:val="18"/>
                 <w:szCs w:val="18"/>
               </w:rPr>
-            </w:pPr>
-            <w:r>
-              <w:rPr>
-                <w:rFonts w:hint="eastAsia"/>
+              <w:t>座標参照系コードの説明、「座標参照系コードの記載」ほかと表現を統一</w:t>
+            </w:r>
+          </w:p>
+        </w:tc>
+      </w:tr>
+      <w:tr>
+        <w:tc>
+          <w:tcPr>
+            <w:tcW w:w="1762" w:type="dxa"/>
+          </w:tcPr>
+          <w:p>
+            <w:pPr>
+              <w:ind w:leftChars="0" w:left="0" w:firstLine="0"/>
+              <w:jc w:val="center"/>
+              <w:rPr>
                 <w:sz w:val="18"/>
                 <w:szCs w:val="18"/>
               </w:rPr>
-              <w:t>座標参照</w:t>
-            </w:r>
+            </w:pPr>
             <w:r>
               <w:rPr>
                 <w:rFonts w:hint="eastAsia"/>
                 <w:sz w:val="18"/>
                 <w:szCs w:val="18"/>
               </w:rPr>
-              <w:t>系</w:t>
-            </w:r>
-            <w:r>
-              <w:rPr>
-                <w:rFonts w:hint="eastAsia"/>
+              <w:t>2</w:t>
+            </w:r>
+            <w:r>
+              <w:rPr>
                 <w:sz w:val="18"/>
                 <w:szCs w:val="18"/>
               </w:rPr>
-              <w:t>コードの説明</w:t>
+              <w:t>022</w:t>
             </w:r>
             <w:r>
               <w:rPr>
@@ -6630,15 +7963,14 @@
                 <w:sz w:val="18"/>
                 <w:szCs w:val="18"/>
               </w:rPr>
-              <w:t>、</w:t>
-            </w:r>
-            <w:r>
-              <w:rPr>
-                <w:rFonts w:hint="eastAsia"/>
+              <w:t>年3月3</w:t>
+            </w:r>
+            <w:r>
+              <w:rPr>
                 <w:sz w:val="18"/>
                 <w:szCs w:val="18"/>
               </w:rPr>
-              <w:t>「座標参照</w:t>
+              <w:t>1</w:t>
             </w:r>
             <w:r>
               <w:rPr>
@@ -6646,122 +7978,51 @@
                 <w:sz w:val="18"/>
                 <w:szCs w:val="18"/>
               </w:rPr>
-              <w:t>系コードの記載」</w:t>
-            </w:r>
-            <w:r>
-              <w:rPr>
-                <w:rFonts w:hint="eastAsia"/>
+              <w:t>日</w:t>
+            </w:r>
+          </w:p>
+        </w:tc>
+        <w:tc>
+          <w:tcPr>
+            <w:tcW w:w="1984" w:type="dxa"/>
+          </w:tcPr>
+          <w:p>
+            <w:pPr>
+              <w:ind w:leftChars="0" w:left="0" w:firstLine="0"/>
+              <w:rPr>
                 <w:sz w:val="18"/>
                 <w:szCs w:val="18"/>
               </w:rPr>
-              <w:t>ほかと表現を統一</w:t>
-            </w:r>
-          </w:p>
-        </w:tc>
-      </w:tr>
-      <w:tr>
-        <w:tc>
-          <w:tcPr>
-            <w:tcW w:w="1762" w:type="dxa"/>
-          </w:tcPr>
-          <w:p>
-            <w:pPr>
-              <w:ind w:leftChars="0" w:left="0" w:firstLine="0"/>
-              <w:jc w:val="center"/>
-              <w:rPr>
+            </w:pPr>
+            <w:r>
+              <w:rPr>
+                <w:rFonts w:hint="eastAsia"/>
                 <w:sz w:val="18"/>
                 <w:szCs w:val="18"/>
               </w:rPr>
-            </w:pPr>
-            <w:r>
-              <w:rPr>
-                <w:rFonts w:hint="eastAsia"/>
+              <w:t>-</w:t>
+            </w:r>
+          </w:p>
+        </w:tc>
+        <w:tc>
+          <w:tcPr>
+            <w:tcW w:w="4910" w:type="dxa"/>
+          </w:tcPr>
+          <w:p>
+            <w:pPr>
+              <w:ind w:leftChars="0" w:left="0" w:firstLine="0"/>
+              <w:rPr>
                 <w:sz w:val="18"/>
                 <w:szCs w:val="18"/>
               </w:rPr>
-              <w:t>2</w:t>
-            </w:r>
-            <w:r>
-              <w:rPr>
+            </w:pPr>
+            <w:r>
+              <w:rPr>
+                <w:rFonts w:hint="eastAsia"/>
                 <w:sz w:val="18"/>
                 <w:szCs w:val="18"/>
               </w:rPr>
-              <w:t>022</w:t>
-            </w:r>
-            <w:r>
-              <w:rPr>
-                <w:rFonts w:hint="eastAsia"/>
-                <w:sz w:val="18"/>
-                <w:szCs w:val="18"/>
-              </w:rPr>
-              <w:t>年3月3</w:t>
-            </w:r>
-            <w:r>
-              <w:rPr>
-                <w:sz w:val="18"/>
-                <w:szCs w:val="18"/>
-              </w:rPr>
-              <w:t>1</w:t>
-            </w:r>
-            <w:r>
-              <w:rPr>
-                <w:rFonts w:hint="eastAsia"/>
-                <w:sz w:val="18"/>
-                <w:szCs w:val="18"/>
-              </w:rPr>
-              <w:t>日</w:t>
-            </w:r>
-          </w:p>
-        </w:tc>
-        <w:tc>
-          <w:tcPr>
-            <w:tcW w:w="1984" w:type="dxa"/>
-          </w:tcPr>
-          <w:p>
-            <w:pPr>
-              <w:ind w:leftChars="0" w:left="0" w:firstLine="0"/>
-              <w:rPr>
-                <w:sz w:val="18"/>
-                <w:szCs w:val="18"/>
-              </w:rPr>
-            </w:pPr>
-            <w:r>
-              <w:rPr>
-                <w:rFonts w:hint="eastAsia"/>
-                <w:sz w:val="18"/>
-                <w:szCs w:val="18"/>
-              </w:rPr>
-              <w:t>-</w:t>
-            </w:r>
-          </w:p>
-        </w:tc>
-        <w:tc>
-          <w:tcPr>
-            <w:tcW w:w="4910" w:type="dxa"/>
-          </w:tcPr>
-          <w:p>
-            <w:pPr>
-              <w:ind w:leftChars="0" w:left="0" w:firstLine="0"/>
-              <w:rPr>
-                <w:sz w:val="18"/>
-                <w:szCs w:val="18"/>
-              </w:rPr>
-            </w:pPr>
-            <w:r>
-              <w:rPr>
-                <w:rFonts w:hint="eastAsia"/>
-                <w:sz w:val="18"/>
-                <w:szCs w:val="18"/>
-              </w:rPr>
-              <w:t>初版</w:t>
-            </w:r>
-            <w:r>
-              <w:rPr>
-                <w:rFonts w:hint="eastAsia"/>
-                <w:sz w:val="18"/>
-                <w:szCs w:val="18"/>
-              </w:rPr>
-              <w:t>決定</w:t>
+              <w:t>初版決定</w:t>
             </w:r>
           </w:p>
         </w:tc>
@@ -6785,7 +8046,7 @@
 </file>
 
 <file path=word/endnotes.xml><?xml version="1.0" encoding="utf-8"?>
-<w:endnotes xmlns:wpc="http://schemas.microsoft.com/office/word/2010/wordprocessingCanvas" xmlns:cx="http://schemas.microsoft.com/office/drawing/2014/chartex" xmlns:cx1="http://schemas.microsoft.com/office/drawing/2015/9/8/chartex" xmlns:cx2="http://schemas.microsoft.com/office/drawing/2015/10/21/chartex" xmlns:cx3="http://schemas.microsoft.com/office/drawing/2016/5/9/chartex" xmlns:cx4="http://schemas.microsoft.com/office/drawing/2016/5/10/chartex" xmlns:cx5="http://schemas.microsoft.com/office/drawing/2016/5/11/chartex" xmlns:cx6="http://schemas.microsoft.com/office/drawing/2016/5/12/chartex" xmlns:cx7="http://schemas.microsoft.com/office/drawing/2016/5/13/chartex" xmlns:cx8="http://schemas.microsoft.com/office/drawing/2016/5/14/chartex" xmlns:mc="http://schemas.openxmlformats.org/markup-compatibility/2006" xmlns:aink="http://schemas.microsoft.com/office/drawing/2016/ink" xmlns:am3d="http://schemas.microsoft.com/office/drawing/2017/model3d" xmlns:o="urn:schemas-microsoft-com:office:office" xmlns:oel="http://schemas.microsoft.com/office/2019/extlst" xmlns:r="http://schemas.openxmlformats.org/officeDocument/2006/relationships" xmlns:m="http://schemas.openxmlformats.org/officeDocument/2006/math" xmlns:v="urn:schemas-microsoft-com:vml" xmlns:wp14="http://schemas.microsoft.com/office/word/2010/wordprocessingDrawing" xmlns:wp="http://schemas.openxmlformats.org/drawingml/2006/wordprocessingDrawing" xmlns:w10="urn:schemas-microsoft-com:office:word" xmlns:w="http://schemas.openxmlformats.org/wordprocessingml/2006/main" xmlns:w14="http://schemas.microsoft.com/office/word/2010/wordml" xmlns:w15="http://schemas.microsoft.com/office/word/2012/wordml" xmlns:w16cex="http://schemas.microsoft.com/office/word/2018/wordml/cex" xmlns:w16cid="http://schemas.microsoft.com/office/word/2016/wordml/cid" xmlns:w16="http://schemas.microsoft.com/office/word/2018/wordml" xmlns:w16sdtdh="http://schemas.microsoft.com/office/word/2020/wordml/sdtdatahash" xmlns:w16se="http://schemas.microsoft.com/office/word/2015/wordml/symex" xmlns:wpg="http://schemas.microsoft.com/office/word/2010/wordprocessingGroup" xmlns:wpi="http://schemas.microsoft.com/office/word/2010/wordprocessingInk" xmlns:wne="http://schemas.microsoft.com/office/word/2006/wordml" xmlns:wps="http://schemas.microsoft.com/office/word/2010/wordprocessingShape" mc:Ignorable="w14 w15 w16se w16cid w16 w16cex w16sdtdh wp14">
+<w:endnotes xmlns:wpc="http://schemas.microsoft.com/office/word/2010/wordprocessingCanvas" xmlns:cx="http://schemas.microsoft.com/office/drawing/2014/chartex" xmlns:cx1="http://schemas.microsoft.com/office/drawing/2015/9/8/chartex" xmlns:cx2="http://schemas.microsoft.com/office/drawing/2015/10/21/chartex" xmlns:cx3="http://schemas.microsoft.com/office/drawing/2016/5/9/chartex" xmlns:cx4="http://schemas.microsoft.com/office/drawing/2016/5/10/chartex" xmlns:cx5="http://schemas.microsoft.com/office/drawing/2016/5/11/chartex" xmlns:cx6="http://schemas.microsoft.com/office/drawing/2016/5/12/chartex" xmlns:cx7="http://schemas.microsoft.com/office/drawing/2016/5/13/chartex" xmlns:cx8="http://schemas.microsoft.com/office/drawing/2016/5/14/chartex" xmlns:mc="http://schemas.openxmlformats.org/markup-compatibility/2006" xmlns:aink="http://schemas.microsoft.com/office/drawing/2016/ink" xmlns:am3d="http://schemas.microsoft.com/office/drawing/2017/model3d" xmlns:o="urn:schemas-microsoft-com:office:office" xmlns:oel="http://schemas.microsoft.com/office/2019/extlst" xmlns:r="http://schemas.openxmlformats.org/officeDocument/2006/relationships" xmlns:m="http://schemas.openxmlformats.org/officeDocument/2006/math" xmlns:v="urn:schemas-microsoft-com:vml" xmlns:wp14="http://schemas.microsoft.com/office/word/2010/wordprocessingDrawing" xmlns:wp="http://schemas.openxmlformats.org/drawingml/2006/wordprocessingDrawing" xmlns:w10="urn:schemas-microsoft-com:office:word" xmlns:w="http://schemas.openxmlformats.org/wordprocessingml/2006/main" xmlns:w14="http://schemas.microsoft.com/office/word/2010/wordml" xmlns:w15="http://schemas.microsoft.com/office/word/2012/wordml" xmlns:w16cex="http://schemas.microsoft.com/office/word/2018/wordml/cex" xmlns:w16cid="http://schemas.microsoft.com/office/word/2016/wordml/cid" xmlns:w16="http://schemas.microsoft.com/office/word/2018/wordml" xmlns:w16du="http://schemas.microsoft.com/office/word/2023/wordml/word16du" xmlns:w16sdtdh="http://schemas.microsoft.com/office/word/2020/wordml/sdtdatahash" xmlns:w16sdtfl="http://schemas.microsoft.com/office/word/2024/wordml/sdtformatlock" xmlns:w16se="http://schemas.microsoft.com/office/word/2015/wordml/symex" xmlns:wpg="http://schemas.microsoft.com/office/word/2010/wordprocessingGroup" xmlns:wpi="http://schemas.microsoft.com/office/word/2010/wordprocessingInk" xmlns:wne="http://schemas.microsoft.com/office/word/2006/wordml" xmlns:wps="http://schemas.microsoft.com/office/word/2010/wordprocessingShape" mc:Ignorable="w14 w15 w16se w16cid w16 w16cex w16sdtdh w16sdtfl w16du wp14">
   <w:endnote w:type="separator" w:id="-1">
     <w:p>
       <w:r>
@@ -6807,7 +8068,7 @@
 </file>
 
 <file path=word/footer1.xml><?xml version="1.0" encoding="utf-8"?>
-<w:ftr xmlns:wpc="http://schemas.microsoft.com/office/word/2010/wordprocessingCanvas" xmlns:cx="http://schemas.microsoft.com/office/drawing/2014/chartex" xmlns:cx1="http://schemas.microsoft.com/office/drawing/2015/9/8/chartex" xmlns:cx2="http://schemas.microsoft.com/office/drawing/2015/10/21/chartex" xmlns:cx3="http://schemas.microsoft.com/office/drawing/2016/5/9/chartex" xmlns:cx4="http://schemas.microsoft.com/office/drawing/2016/5/10/chartex" xmlns:cx5="http://schemas.microsoft.com/office/drawing/2016/5/11/chartex" xmlns:cx6="http://schemas.microsoft.com/office/drawing/2016/5/12/chartex" xmlns:cx7="http://schemas.microsoft.com/office/drawing/2016/5/13/chartex" xmlns:cx8="http://schemas.microsoft.com/office/drawing/2016/5/14/chartex" xmlns:mc="http://schemas.openxmlformats.org/markup-compatibility/2006" xmlns:aink="http://schemas.microsoft.com/office/drawing/2016/ink" xmlns:am3d="http://schemas.microsoft.com/office/drawing/2017/model3d" xmlns:o="urn:schemas-microsoft-com:office:office" xmlns:oel="http://schemas.microsoft.com/office/2019/extlst" xmlns:r="http://schemas.openxmlformats.org/officeDocument/2006/relationships" xmlns:m="http://schemas.openxmlformats.org/officeDocument/2006/math" xmlns:v="urn:schemas-microsoft-com:vml" xmlns:wp14="http://schemas.microsoft.com/office/word/2010/wordprocessingDrawing" xmlns:wp="http://schemas.openxmlformats.org/drawingml/2006/wordprocessingDrawing" xmlns:w10="urn:schemas-microsoft-com:office:word" xmlns:w="http://schemas.openxmlformats.org/wordprocessingml/2006/main" xmlns:w14="http://schemas.microsoft.com/office/word/2010/wordml" xmlns:w15="http://schemas.microsoft.com/office/word/2012/wordml" xmlns:w16cex="http://schemas.microsoft.com/office/word/2018/wordml/cex" xmlns:w16cid="http://schemas.microsoft.com/office/word/2016/wordml/cid" xmlns:w16="http://schemas.microsoft.com/office/word/2018/wordml" xmlns:w16sdtdh="http://schemas.microsoft.com/office/word/2020/wordml/sdtdatahash" xmlns:w16se="http://schemas.microsoft.com/office/word/2015/wordml/symex" xmlns:wpg="http://schemas.microsoft.com/office/word/2010/wordprocessingGroup" xmlns:wpi="http://schemas.microsoft.com/office/word/2010/wordprocessingInk" xmlns:wne="http://schemas.microsoft.com/office/word/2006/wordml" xmlns:wps="http://schemas.microsoft.com/office/word/2010/wordprocessingShape" mc:Ignorable="w14 w15 w16se w16cid w16 w16cex w16sdtdh wp14">
+<w:ftr xmlns:wpc="http://schemas.microsoft.com/office/word/2010/wordprocessingCanvas" xmlns:cx="http://schemas.microsoft.com/office/drawing/2014/chartex" xmlns:cx1="http://schemas.microsoft.com/office/drawing/2015/9/8/chartex" xmlns:cx2="http://schemas.microsoft.com/office/drawing/2015/10/21/chartex" xmlns:cx3="http://schemas.microsoft.com/office/drawing/2016/5/9/chartex" xmlns:cx4="http://schemas.microsoft.com/office/drawing/2016/5/10/chartex" xmlns:cx5="http://schemas.microsoft.com/office/drawing/2016/5/11/chartex" xmlns:cx6="http://schemas.microsoft.com/office/drawing/2016/5/12/chartex" xmlns:cx7="http://schemas.microsoft.com/office/drawing/2016/5/13/chartex" xmlns:cx8="http://schemas.microsoft.com/office/drawing/2016/5/14/chartex" xmlns:mc="http://schemas.openxmlformats.org/markup-compatibility/2006" xmlns:aink="http://schemas.microsoft.com/office/drawing/2016/ink" xmlns:am3d="http://schemas.microsoft.com/office/drawing/2017/model3d" xmlns:o="urn:schemas-microsoft-com:office:office" xmlns:oel="http://schemas.microsoft.com/office/2019/extlst" xmlns:r="http://schemas.openxmlformats.org/officeDocument/2006/relationships" xmlns:m="http://schemas.openxmlformats.org/officeDocument/2006/math" xmlns:v="urn:schemas-microsoft-com:vml" xmlns:wp14="http://schemas.microsoft.com/office/word/2010/wordprocessingDrawing" xmlns:wp="http://schemas.openxmlformats.org/drawingml/2006/wordprocessingDrawing" xmlns:w10="urn:schemas-microsoft-com:office:word" xmlns:w="http://schemas.openxmlformats.org/wordprocessingml/2006/main" xmlns:w14="http://schemas.microsoft.com/office/word/2010/wordml" xmlns:w15="http://schemas.microsoft.com/office/word/2012/wordml" xmlns:w16cex="http://schemas.microsoft.com/office/word/2018/wordml/cex" xmlns:w16cid="http://schemas.microsoft.com/office/word/2016/wordml/cid" xmlns:w16="http://schemas.microsoft.com/office/word/2018/wordml" xmlns:w16du="http://schemas.microsoft.com/office/word/2023/wordml/word16du" xmlns:w16sdtdh="http://schemas.microsoft.com/office/word/2020/wordml/sdtdatahash" xmlns:w16sdtfl="http://schemas.microsoft.com/office/word/2024/wordml/sdtformatlock" xmlns:w16se="http://schemas.microsoft.com/office/word/2015/wordml/symex" xmlns:wpg="http://schemas.microsoft.com/office/word/2010/wordprocessingGroup" xmlns:wpi="http://schemas.microsoft.com/office/word/2010/wordprocessingInk" xmlns:wne="http://schemas.microsoft.com/office/word/2006/wordml" xmlns:wps="http://schemas.microsoft.com/office/word/2010/wordprocessingShape" mc:Ignorable="w14 w15 w16se w16cid w16 w16cex w16sdtdh w16sdtfl w16du wp14">
   <w:sdt>
     <w:sdtPr>
       <w:id w:val="-880012656"/>
@@ -6816,7 +8077,6 @@
         <w:docPartUnique/>
       </w:docPartObj>
     </w:sdtPr>
-    <w:sdtEndPr/>
     <w:sdtContent>
       <w:p>
         <w:pPr>
@@ -6853,7 +8113,7 @@
 </file>
 
 <file path=word/footnotes.xml><?xml version="1.0" encoding="utf-8"?>
-<w:footnotes xmlns:wpc="http://schemas.microsoft.com/office/word/2010/wordprocessingCanvas" xmlns:cx="http://schemas.microsoft.com/office/drawing/2014/chartex" xmlns:cx1="http://schemas.microsoft.com/office/drawing/2015/9/8/chartex" xmlns:cx2="http://schemas.microsoft.com/office/drawing/2015/10/21/chartex" xmlns:cx3="http://schemas.microsoft.com/office/drawing/2016/5/9/chartex" xmlns:cx4="http://schemas.microsoft.com/office/drawing/2016/5/10/chartex" xmlns:cx5="http://schemas.microsoft.com/office/drawing/2016/5/11/chartex" xmlns:cx6="http://schemas.microsoft.com/office/drawing/2016/5/12/chartex" xmlns:cx7="http://schemas.microsoft.com/office/drawing/2016/5/13/chartex" xmlns:cx8="http://schemas.microsoft.com/office/drawing/2016/5/14/chartex" xmlns:mc="http://schemas.openxmlformats.org/markup-compatibility/2006" xmlns:aink="http://schemas.microsoft.com/office/drawing/2016/ink" xmlns:am3d="http://schemas.microsoft.com/office/drawing/2017/model3d" xmlns:o="urn:schemas-microsoft-com:office:office" xmlns:oel="http://schemas.microsoft.com/office/2019/extlst" xmlns:r="http://schemas.openxmlformats.org/officeDocument/2006/relationships" xmlns:m="http://schemas.openxmlformats.org/officeDocument/2006/math" xmlns:v="urn:schemas-microsoft-com:vml" xmlns:wp14="http://schemas.microsoft.com/office/word/2010/wordprocessingDrawing" xmlns:wp="http://schemas.openxmlformats.org/drawingml/2006/wordprocessingDrawing" xmlns:w10="urn:schemas-microsoft-com:office:word" xmlns:w="http://schemas.openxmlformats.org/wordprocessingml/2006/main" xmlns:w14="http://schemas.microsoft.com/office/word/2010/wordml" xmlns:w15="http://schemas.microsoft.com/office/word/2012/wordml" xmlns:w16cex="http://schemas.microsoft.com/office/word/2018/wordml/cex" xmlns:w16cid="http://schemas.microsoft.com/office/word/2016/wordml/cid" xmlns:w16="http://schemas.microsoft.com/office/word/2018/wordml" xmlns:w16sdtdh="http://schemas.microsoft.com/office/word/2020/wordml/sdtdatahash" xmlns:w16se="http://schemas.microsoft.com/office/word/2015/wordml/symex" xmlns:wpg="http://schemas.microsoft.com/office/word/2010/wordprocessingGroup" xmlns:wpi="http://schemas.microsoft.com/office/word/2010/wordprocessingInk" xmlns:wne="http://schemas.microsoft.com/office/word/2006/wordml" xmlns:wps="http://schemas.microsoft.com/office/word/2010/wordprocessingShape" mc:Ignorable="w14 w15 w16se w16cid w16 w16cex w16sdtdh wp14">
+<w:footnotes xmlns:wpc="http://schemas.microsoft.com/office/word/2010/wordprocessingCanvas" xmlns:cx="http://schemas.microsoft.com/office/drawing/2014/chartex" xmlns:cx1="http://schemas.microsoft.com/office/drawing/2015/9/8/chartex" xmlns:cx2="http://schemas.microsoft.com/office/drawing/2015/10/21/chartex" xmlns:cx3="http://schemas.microsoft.com/office/drawing/2016/5/9/chartex" xmlns:cx4="http://schemas.microsoft.com/office/drawing/2016/5/10/chartex" xmlns:cx5="http://schemas.microsoft.com/office/drawing/2016/5/11/chartex" xmlns:cx6="http://schemas.microsoft.com/office/drawing/2016/5/12/chartex" xmlns:cx7="http://schemas.microsoft.com/office/drawing/2016/5/13/chartex" xmlns:cx8="http://schemas.microsoft.com/office/drawing/2016/5/14/chartex" xmlns:mc="http://schemas.openxmlformats.org/markup-compatibility/2006" xmlns:aink="http://schemas.microsoft.com/office/drawing/2016/ink" xmlns:am3d="http://schemas.microsoft.com/office/drawing/2017/model3d" xmlns:o="urn:schemas-microsoft-com:office:office" xmlns:oel="http://schemas.microsoft.com/office/2019/extlst" xmlns:r="http://schemas.openxmlformats.org/officeDocument/2006/relationships" xmlns:m="http://schemas.openxmlformats.org/officeDocument/2006/math" xmlns:v="urn:schemas-microsoft-com:vml" xmlns:wp14="http://schemas.microsoft.com/office/word/2010/wordprocessingDrawing" xmlns:wp="http://schemas.openxmlformats.org/drawingml/2006/wordprocessingDrawing" xmlns:w10="urn:schemas-microsoft-com:office:word" xmlns:w="http://schemas.openxmlformats.org/wordprocessingml/2006/main" xmlns:w14="http://schemas.microsoft.com/office/word/2010/wordml" xmlns:w15="http://schemas.microsoft.com/office/word/2012/wordml" xmlns:w16cex="http://schemas.microsoft.com/office/word/2018/wordml/cex" xmlns:w16cid="http://schemas.microsoft.com/office/word/2016/wordml/cid" xmlns:w16="http://schemas.microsoft.com/office/word/2018/wordml" xmlns:w16du="http://schemas.microsoft.com/office/word/2023/wordml/word16du" xmlns:w16sdtdh="http://schemas.microsoft.com/office/word/2020/wordml/sdtdatahash" xmlns:w16sdtfl="http://schemas.microsoft.com/office/word/2024/wordml/sdtformatlock" xmlns:w16se="http://schemas.microsoft.com/office/word/2015/wordml/symex" xmlns:wpg="http://schemas.microsoft.com/office/word/2010/wordprocessingGroup" xmlns:wpi="http://schemas.microsoft.com/office/word/2010/wordprocessingInk" xmlns:wne="http://schemas.microsoft.com/office/word/2006/wordml" xmlns:wps="http://schemas.microsoft.com/office/word/2010/wordprocessingShape" mc:Ignorable="w14 w15 w16se w16cid w16 w16cex w16sdtdh w16sdtfl w16du wp14">
   <w:footnote w:type="separator" w:id="-1">
     <w:p>
       <w:r>
@@ -6875,7 +8135,7 @@
 </file>
 
 <file path=word/numbering.xml><?xml version="1.0" encoding="utf-8"?>
-<w:numbering xmlns:wpc="http://schemas.microsoft.com/office/word/2010/wordprocessingCanvas" xmlns:cx="http://schemas.microsoft.com/office/drawing/2014/chartex" xmlns:cx1="http://schemas.microsoft.com/office/drawing/2015/9/8/chartex" xmlns:cx2="http://schemas.microsoft.com/office/drawing/2015/10/21/chartex" xmlns:cx3="http://schemas.microsoft.com/office/drawing/2016/5/9/chartex" xmlns:cx4="http://schemas.microsoft.com/office/drawing/2016/5/10/chartex" xmlns:cx5="http://schemas.microsoft.com/office/drawing/2016/5/11/chartex" xmlns:cx6="http://schemas.microsoft.com/office/drawing/2016/5/12/chartex" xmlns:cx7="http://schemas.microsoft.com/office/drawing/2016/5/13/chartex" xmlns:cx8="http://schemas.microsoft.com/office/drawing/2016/5/14/chartex" xmlns:mc="http://schemas.openxmlformats.org/markup-compatibility/2006" xmlns:aink="http://schemas.microsoft.com/office/drawing/2016/ink" xmlns:am3d="http://schemas.microsoft.com/office/drawing/2017/model3d" xmlns:o="urn:schemas-microsoft-com:office:office" xmlns:oel="http://schemas.microsoft.com/office/2019/extlst" xmlns:r="http://schemas.openxmlformats.org/officeDocument/2006/relationships" xmlns:m="http://schemas.openxmlformats.org/officeDocument/2006/math" xmlns:v="urn:schemas-microsoft-com:vml" xmlns:wp14="http://schemas.microsoft.com/office/word/2010/wordprocessingDrawing" xmlns:wp="http://schemas.openxmlformats.org/drawingml/2006/wordprocessingDrawing" xmlns:w10="urn:schemas-microsoft-com:office:word" xmlns:w="http://schemas.openxmlformats.org/wordprocessingml/2006/main" xmlns:w14="http://schemas.microsoft.com/office/word/2010/wordml" xmlns:w15="http://schemas.microsoft.com/office/word/2012/wordml" xmlns:w16cex="http://schemas.microsoft.com/office/word/2018/wordml/cex" xmlns:w16cid="http://schemas.microsoft.com/office/word/2016/wordml/cid" xmlns:w16="http://schemas.microsoft.com/office/word/2018/wordml" xmlns:w16sdtdh="http://schemas.microsoft.com/office/word/2020/wordml/sdtdatahash" xmlns:w16se="http://schemas.microsoft.com/office/word/2015/wordml/symex" xmlns:wpg="http://schemas.microsoft.com/office/word/2010/wordprocessingGroup" xmlns:wpi="http://schemas.microsoft.com/office/word/2010/wordprocessingInk" xmlns:wne="http://schemas.microsoft.com/office/word/2006/wordml" xmlns:wps="http://schemas.microsoft.com/office/word/2010/wordprocessingShape" mc:Ignorable="w14 w15 w16se w16cid w16 w16cex w16sdtdh wp14">
+<w:numbering xmlns:wpc="http://schemas.microsoft.com/office/word/2010/wordprocessingCanvas" xmlns:cx="http://schemas.microsoft.com/office/drawing/2014/chartex" xmlns:cx1="http://schemas.microsoft.com/office/drawing/2015/9/8/chartex" xmlns:cx2="http://schemas.microsoft.com/office/drawing/2015/10/21/chartex" xmlns:cx3="http://schemas.microsoft.com/office/drawing/2016/5/9/chartex" xmlns:cx4="http://schemas.microsoft.com/office/drawing/2016/5/10/chartex" xmlns:cx5="http://schemas.microsoft.com/office/drawing/2016/5/11/chartex" xmlns:cx6="http://schemas.microsoft.com/office/drawing/2016/5/12/chartex" xmlns:cx7="http://schemas.microsoft.com/office/drawing/2016/5/13/chartex" xmlns:cx8="http://schemas.microsoft.com/office/drawing/2016/5/14/chartex" xmlns:mc="http://schemas.openxmlformats.org/markup-compatibility/2006" xmlns:aink="http://schemas.microsoft.com/office/drawing/2016/ink" xmlns:am3d="http://schemas.microsoft.com/office/drawing/2017/model3d" xmlns:o="urn:schemas-microsoft-com:office:office" xmlns:oel="http://schemas.microsoft.com/office/2019/extlst" xmlns:r="http://schemas.openxmlformats.org/officeDocument/2006/relationships" xmlns:m="http://schemas.openxmlformats.org/officeDocument/2006/math" xmlns:v="urn:schemas-microsoft-com:vml" xmlns:wp14="http://schemas.microsoft.com/office/word/2010/wordprocessingDrawing" xmlns:wp="http://schemas.openxmlformats.org/drawingml/2006/wordprocessingDrawing" xmlns:w10="urn:schemas-microsoft-com:office:word" xmlns:w="http://schemas.openxmlformats.org/wordprocessingml/2006/main" xmlns:w14="http://schemas.microsoft.com/office/word/2010/wordml" xmlns:w15="http://schemas.microsoft.com/office/word/2012/wordml" xmlns:w16cex="http://schemas.microsoft.com/office/word/2018/wordml/cex" xmlns:w16cid="http://schemas.microsoft.com/office/word/2016/wordml/cid" xmlns:w16="http://schemas.microsoft.com/office/word/2018/wordml" xmlns:w16du="http://schemas.microsoft.com/office/word/2023/wordml/word16du" xmlns:w16sdtdh="http://schemas.microsoft.com/office/word/2020/wordml/sdtdatahash" xmlns:w16sdtfl="http://schemas.microsoft.com/office/word/2024/wordml/sdtformatlock" xmlns:w16se="http://schemas.microsoft.com/office/word/2015/wordml/symex" xmlns:wpg="http://schemas.microsoft.com/office/word/2010/wordprocessingGroup" xmlns:wpi="http://schemas.microsoft.com/office/word/2010/wordprocessingInk" xmlns:wne="http://schemas.microsoft.com/office/word/2006/wordml" xmlns:wps="http://schemas.microsoft.com/office/word/2010/wordprocessingShape" mc:Ignorable="w14 w15 w16se w16cid w16 w16cex w16sdtdh w16sdtfl w16du wp14">
   <w:abstractNum w:abstractNumId="0" w15:restartNumberingAfterBreak="0">
     <w:nsid w:val="018D1D11"/>
     <w:multiLevelType w:val="hybridMultilevel"/>
@@ -10957,7 +12217,7 @@
 </file>
 
 <file path=word/styles.xml><?xml version="1.0" encoding="utf-8"?>
-<w:styles xmlns:mc="http://schemas.openxmlformats.org/markup-compatibility/2006" xmlns:r="http://schemas.openxmlformats.org/officeDocument/2006/relationships" xmlns:w="http://schemas.openxmlformats.org/wordprocessingml/2006/main" xmlns:w14="http://schemas.microsoft.com/office/word/2010/wordml" xmlns:w15="http://schemas.microsoft.com/office/word/2012/wordml" xmlns:w16cex="http://schemas.microsoft.com/office/word/2018/wordml/cex" xmlns:w16cid="http://schemas.microsoft.com/office/word/2016/wordml/cid" xmlns:w16="http://schemas.microsoft.com/office/word/2018/wordml" xmlns:w16sdtdh="http://schemas.microsoft.com/office/word/2020/wordml/sdtdatahash" xmlns:w16se="http://schemas.microsoft.com/office/word/2015/wordml/symex" mc:Ignorable="w14 w15 w16se w16cid w16 w16cex w16sdtdh">
+<w:styles xmlns:mc="http://schemas.openxmlformats.org/markup-compatibility/2006" xmlns:r="http://schemas.openxmlformats.org/officeDocument/2006/relationships" xmlns:w="http://schemas.openxmlformats.org/wordprocessingml/2006/main" xmlns:w14="http://schemas.microsoft.com/office/word/2010/wordml" xmlns:w15="http://schemas.microsoft.com/office/word/2012/wordml" xmlns:w16cex="http://schemas.microsoft.com/office/word/2018/wordml/cex" xmlns:w16cid="http://schemas.microsoft.com/office/word/2016/wordml/cid" xmlns:w16="http://schemas.microsoft.com/office/word/2018/wordml" xmlns:w16du="http://schemas.microsoft.com/office/word/2023/wordml/word16du" xmlns:w16sdtdh="http://schemas.microsoft.com/office/word/2020/wordml/sdtdatahash" xmlns:w16sdtfl="http://schemas.microsoft.com/office/word/2024/wordml/sdtformatlock" xmlns:w16se="http://schemas.microsoft.com/office/word/2015/wordml/symex" mc:Ignorable="w14 w15 w16se w16cid w16 w16cex w16sdtdh w16sdtfl w16du">
   <w:docDefaults>
     <w:rPrDefault>
       <w:rPr>
@@ -12993,181 +14253,10 @@
 <b:Sources xmlns:b="http://schemas.openxmlformats.org/officeDocument/2006/bibliography" xmlns="http://schemas.openxmlformats.org/officeDocument/2006/bibliography" SelectedStyle="\APASixthEditionOfficeOnline.xsl" StyleName="APA" Version="6"/>
 </file>
 
-<file path=customXml/item2.xml><?xml version="1.0" encoding="utf-8"?>
-<ct:contentTypeSchema xmlns:ct="http://schemas.microsoft.com/office/2006/metadata/contentType" xmlns:ma="http://schemas.microsoft.com/office/2006/metadata/properties/metaAttributes" ct:_="" ma:_="" ma:contentTypeName="ドキュメント" ma:contentTypeID="0x010100D4BA49431D4D9249A6509499E059C03E" ma:contentTypeVersion="4" ma:contentTypeDescription="新しいドキュメントを作成します。" ma:contentTypeScope="" ma:versionID="b4ab603acd520aec003329a8cc5e5a3c">
-  <xsd:schema xmlns:xsd="http://www.w3.org/2001/XMLSchema" xmlns:xs="http://www.w3.org/2001/XMLSchema" xmlns:p="http://schemas.microsoft.com/office/2006/metadata/properties" xmlns:ns2="b8676f7c-cd37-452c-a4f6-258f9e9fd2a4" targetNamespace="http://schemas.microsoft.com/office/2006/metadata/properties" ma:root="true" ma:fieldsID="2731dd5c1c8e876b3faee75002f54a14" ns2:_="">
-    <xsd:import namespace="b8676f7c-cd37-452c-a4f6-258f9e9fd2a4"/>
-    <xsd:element name="properties">
-      <xsd:complexType>
-        <xsd:sequence>
-          <xsd:element name="documentManagement">
-            <xsd:complexType>
-              <xsd:all>
-                <xsd:element ref="ns2:MediaServiceMetadata" minOccurs="0"/>
-                <xsd:element ref="ns2:MediaServiceFastMetadata" minOccurs="0"/>
-                <xsd:element ref="ns2:MediaServiceSearchProperties" minOccurs="0"/>
-                <xsd:element ref="ns2:MediaServiceObjectDetectorVersions" minOccurs="0"/>
-              </xsd:all>
-            </xsd:complexType>
-          </xsd:element>
-        </xsd:sequence>
-      </xsd:complexType>
-    </xsd:element>
-  </xsd:schema>
-  <xsd:schema xmlns:xsd="http://www.w3.org/2001/XMLSchema" xmlns:xs="http://www.w3.org/2001/XMLSchema" xmlns:dms="http://schemas.microsoft.com/office/2006/documentManagement/types" xmlns:pc="http://schemas.microsoft.com/office/infopath/2007/PartnerControls" targetNamespace="b8676f7c-cd37-452c-a4f6-258f9e9fd2a4" elementFormDefault="qualified">
-    <xsd:import namespace="http://schemas.microsoft.com/office/2006/documentManagement/types"/>
-    <xsd:import namespace="http://schemas.microsoft.com/office/infopath/2007/PartnerControls"/>
-    <xsd:element name="MediaServiceMetadata" ma:index="8" nillable="true" ma:displayName="MediaServiceMetadata" ma:hidden="true" ma:internalName="MediaServiceMetadata" ma:readOnly="true">
-      <xsd:simpleType>
-        <xsd:restriction base="dms:Note"/>
-      </xsd:simpleType>
-    </xsd:element>
-    <xsd:element name="MediaServiceFastMetadata" ma:index="9" nillable="true" ma:displayName="MediaServiceFastMetadata" ma:hidden="true" ma:internalName="MediaServiceFastMetadata" ma:readOnly="true">
-      <xsd:simpleType>
-        <xsd:restriction base="dms:Note"/>
-      </xsd:simpleType>
-    </xsd:element>
-    <xsd:element name="MediaServiceSearchProperties" ma:index="10" nillable="true" ma:displayName="MediaServiceSearchProperties" ma:hidden="true" ma:internalName="MediaServiceSearchProperties" ma:readOnly="true">
-      <xsd:simpleType>
-        <xsd:restriction base="dms:Note"/>
-      </xsd:simpleType>
-    </xsd:element>
-    <xsd:element name="MediaServiceObjectDetectorVersions" ma:index="11" nillable="true" ma:displayName="MediaServiceObjectDetectorVersions" ma:hidden="true" ma:indexed="true" ma:internalName="MediaServiceObjectDetectorVersions" ma:readOnly="true">
-      <xsd:simpleType>
-        <xsd:restriction base="dms:Text"/>
-      </xsd:simpleType>
-    </xsd:element>
-  </xsd:schema>
-  <xsd:schema xmlns="http://schemas.openxmlformats.org/package/2006/metadata/core-properties" xmlns:xsd="http://www.w3.org/2001/XMLSchema" xmlns:xsi="http://www.w3.org/2001/XMLSchema-instance" xmlns:dc="http://purl.org/dc/elements/1.1/" xmlns:dcterms="http://purl.org/dc/terms/" xmlns:odoc="http://schemas.microsoft.com/internal/obd" targetNamespace="http://schemas.openxmlformats.org/package/2006/metadata/core-properties" elementFormDefault="qualified" attributeFormDefault="unqualified" blockDefault="#all">
-    <xsd:import namespace="http://purl.org/dc/elements/1.1/" schemaLocation="http://dublincore.org/schemas/xmls/qdc/2003/04/02/dc.xsd"/>
-    <xsd:import namespace="http://purl.org/dc/terms/" schemaLocation="http://dublincore.org/schemas/xmls/qdc/2003/04/02/dcterms.xsd"/>
-    <xsd:element name="coreProperties" type="CT_coreProperties"/>
-    <xsd:complexType name="CT_coreProperties">
-      <xsd:all>
-        <xsd:element ref="dc:creator" minOccurs="0" maxOccurs="1"/>
-        <xsd:element ref="dcterms:created" minOccurs="0" maxOccurs="1"/>
-        <xsd:element ref="dc:identifier" minOccurs="0" maxOccurs="1"/>
-        <xsd:element name="contentType" minOccurs="0" maxOccurs="1" type="xsd:string" ma:index="0" ma:displayName="コンテンツ タイプ"/>
-        <xsd:element ref="dc:title" minOccurs="0" maxOccurs="1" ma:index="4" ma:displayName="タイトル"/>
-        <xsd:element ref="dc:subject" minOccurs="0" maxOccurs="1"/>
-        <xsd:element ref="dc:description" minOccurs="0" maxOccurs="1"/>
-        <xsd:element name="keywords" minOccurs="0" maxOccurs="1" type="xsd:string"/>
-        <xsd:element ref="dc:language" minOccurs="0" maxOccurs="1"/>
-        <xsd:element name="category" minOccurs="0" maxOccurs="1" type="xsd:string"/>
-        <xsd:element name="version" minOccurs="0" maxOccurs="1" type="xsd:string"/>
-        <xsd:element name="revision" minOccurs="0" maxOccurs="1" type="xsd:string">
-          <xsd:annotation>
-            <xsd:documentation>
-                        This value indicates the number of saves or revisions. The application is responsible for updating this value after each revision.
-                    </xsd:documentation>
-          </xsd:annotation>
-        </xsd:element>
-        <xsd:element name="lastModifiedBy" minOccurs="0" maxOccurs="1" type="xsd:string"/>
-        <xsd:element ref="dcterms:modified" minOccurs="0" maxOccurs="1"/>
-        <xsd:element name="contentStatus" minOccurs="0" maxOccurs="1" type="xsd:string"/>
-      </xsd:all>
-    </xsd:complexType>
-  </xsd:schema>
-  <xs:schema xmlns:pc="http://schemas.microsoft.com/office/infopath/2007/PartnerControls" xmlns:xs="http://www.w3.org/2001/XMLSchema" targetNamespace="http://schemas.microsoft.com/office/infopath/2007/PartnerControls" elementFormDefault="qualified" attributeFormDefault="unqualified">
-    <xs:element name="Person">
-      <xs:complexType>
-        <xs:sequence>
-          <xs:element ref="pc:DisplayName" minOccurs="0"/>
-          <xs:element ref="pc:AccountId" minOccurs="0"/>
-          <xs:element ref="pc:AccountType" minOccurs="0"/>
-        </xs:sequence>
-      </xs:complexType>
-    </xs:element>
-    <xs:element name="DisplayName" type="xs:string"/>
-    <xs:element name="AccountId" type="xs:string"/>
-    <xs:element name="AccountType" type="xs:string"/>
-    <xs:element name="BDCAssociatedEntity">
-      <xs:complexType>
-        <xs:sequence>
-          <xs:element ref="pc:BDCEntity" minOccurs="0" maxOccurs="unbounded"/>
-        </xs:sequence>
-        <xs:attribute ref="pc:EntityNamespace"/>
-        <xs:attribute ref="pc:EntityName"/>
-        <xs:attribute ref="pc:SystemInstanceName"/>
-        <xs:attribute ref="pc:AssociationName"/>
-      </xs:complexType>
-    </xs:element>
-    <xs:attribute name="EntityNamespace" type="xs:string"/>
-    <xs:attribute name="EntityName" type="xs:string"/>
-    <xs:attribute name="SystemInstanceName" type="xs:string"/>
-    <xs:attribute name="AssociationName" type="xs:string"/>
-    <xs:element name="BDCEntity">
-      <xs:complexType>
-        <xs:sequence>
-          <xs:element ref="pc:EntityDisplayName" minOccurs="0"/>
-          <xs:element ref="pc:EntityInstanceReference" minOccurs="0"/>
-          <xs:element ref="pc:EntityId1" minOccurs="0"/>
-          <xs:element ref="pc:EntityId2" minOccurs="0"/>
-          <xs:element ref="pc:EntityId3" minOccurs="0"/>
-          <xs:element ref="pc:EntityId4" minOccurs="0"/>
-          <xs:element ref="pc:EntityId5" minOccurs="0"/>
-        </xs:sequence>
-      </xs:complexType>
-    </xs:element>
-    <xs:element name="EntityDisplayName" type="xs:string"/>
-    <xs:element name="EntityInstanceReference" type="xs:string"/>
-    <xs:element name="EntityId1" type="xs:string"/>
-    <xs:element name="EntityId2" type="xs:string"/>
-    <xs:element name="EntityId3" type="xs:string"/>
-    <xs:element name="EntityId4" type="xs:string"/>
-    <xs:element name="EntityId5" type="xs:string"/>
-    <xs:element name="Terms">
-      <xs:complexType>
-        <xs:sequence>
-          <xs:element ref="pc:TermInfo" minOccurs="0" maxOccurs="unbounded"/>
-        </xs:sequence>
-      </xs:complexType>
-    </xs:element>
-    <xs:element name="TermInfo">
-      <xs:complexType>
-        <xs:sequence>
-          <xs:element ref="pc:TermName" minOccurs="0"/>
-          <xs:element ref="pc:TermId" minOccurs="0"/>
-        </xs:sequence>
-      </xs:complexType>
-    </xs:element>
-    <xs:element name="TermName" type="xs:string"/>
-    <xs:element name="TermId" type="xs:string"/>
-  </xs:schema>
-</ct:contentTypeSchema>
-</file>
-
-<file path=customXml/item3.xml><?xml version="1.0" encoding="utf-8"?>
-<?mso-contentType ?>
-<FormTemplates xmlns="http://schemas.microsoft.com/sharepoint/v3/contenttype/forms">
-  <Display>DocumentLibraryForm</Display>
-  <Edit>DocumentLibraryForm</Edit>
-  <New>DocumentLibraryForm</New>
-</FormTemplates>
-</file>
-
-<file path=customXml/item4.xml><?xml version="1.0" encoding="utf-8"?>
-<p:properties xmlns:p="http://schemas.microsoft.com/office/2006/metadata/properties" xmlns:xsi="http://www.w3.org/2001/XMLSchema-instance" xmlns:pc="http://schemas.microsoft.com/office/infopath/2007/PartnerControls">
-  <documentManagement/>
-</p:properties>
-</file>
-
 <file path=customXml/itemProps1.xml><?xml version="1.0" encoding="utf-8"?>
 <ds:datastoreItem xmlns:ds="http://schemas.openxmlformats.org/officeDocument/2006/customXml" ds:itemID="{420727CD-AA71-4878-A9CB-6752690C9941}">
   <ds:schemaRefs>
     <ds:schemaRef ds:uri="http://schemas.openxmlformats.org/officeDocument/2006/bibliography"/>
   </ds:schemaRefs>
 </ds:datastoreItem>
-</file>
-
-<file path=customXml/itemProps2.xml><?xml version="1.0" encoding="utf-8"?>
-<ds:datastoreItem xmlns:ds="http://schemas.openxmlformats.org/officeDocument/2006/customXml" ds:itemID="{534320E2-6A00-442A-B96D-66BAC44A1A83}"/>
-</file>
-
-<file path=customXml/itemProps3.xml><?xml version="1.0" encoding="utf-8"?>
-<ds:datastoreItem xmlns:ds="http://schemas.openxmlformats.org/officeDocument/2006/customXml" ds:itemID="{DD25F522-2EAB-40B7-A8E8-479F489CAB8B}"/>
-</file>
-
-<file path=customXml/itemProps4.xml><?xml version="1.0" encoding="utf-8"?>
-<ds:datastoreItem xmlns:ds="http://schemas.openxmlformats.org/officeDocument/2006/customXml" ds:itemID="{C652DE1B-BA49-416C-BF39-11E5E3F45D68}"/>
 </file>